--- a/KURIKULUM2026_REVISI/DOCX/008_SISTEM_ASESMEN_OBE_FORMULA_CPL_DAN_RUBRIK_MASTER.docx
+++ b/KURIKULUM2026_REVISI/DOCX/008_SISTEM_ASESMEN_OBE_FORMULA_CPL_DAN_RUBRIK_MASTER.docx
@@ -40,17 +40,17 @@
         <w:tblLook w:firstColumn="1" w:firstRow="1" w:lastColumn="0" w:lastRow="0" w:noHBand="0" w:noVBand="1" w:val="04A0"/>
       </w:tblPr>
       <w:tblGrid>
-        <w:gridCol w:w="9029"/>
+        <w:gridCol w:w="9605"/>
       </w:tblGrid>
       <w:tr>
         <w:tc>
           <w:tcPr>
-            <w:tcW w:type="dxa" w:w="9360"/>
+            <w:tcW w:type="dxa" w:w="9504"/>
             <w:shd w:fill="EEF4FB"/>
             <w:tcMar>
               <w:top w:w="120" w:type="dxa"/>
               <w:bottom w:w="120" w:type="dxa"/>
-              <w:left w:w="200" w:type="dxa"/>
+              <w:left w:w="180" w:type="dxa"/>
               <w:right w:w="150" w:type="dxa"/>
             </w:tcMar>
             <w:tcBorders>
@@ -67,49 +67,14 @@
             <w:r>
               <w:rPr>
                 <w:rFonts w:ascii="Calibri" w:hAnsi="Calibri"/>
+                <w:b/>
                 <w:i/>
-                <w:color w:val="1F3864"/>
-                <w:sz w:val="20"/>
+                <w:color w:val="262626"/>
+                <w:sz w:val="19"/>
               </w:rPr>
-              <w:t>**Dokumen Revisi Definitif Kurikulum 2026**</w:t>
+              <w:t>Dokumen Revisi Definitif Kurikulum 2026</w:t>
             </w:r>
           </w:p>
-        </w:tc>
-      </w:tr>
-    </w:tbl>
-    <w:p>
-      <w:pPr>
-        <w:spacing w:after="80"/>
-      </w:pPr>
-    </w:p>
-    <w:tbl>
-      <w:tblPr>
-        <w:tblW w:type="auto" w:w="0"/>
-        <w:jc w:val="center"/>
-        <w:tblLayout w:type="fixed"/>
-        <w:tblLook w:firstColumn="1" w:firstRow="1" w:lastColumn="0" w:lastRow="0" w:noHBand="0" w:noVBand="1" w:val="04A0"/>
-      </w:tblPr>
-      <w:tblGrid>
-        <w:gridCol w:w="9029"/>
-      </w:tblGrid>
-      <w:tr>
-        <w:tc>
-          <w:tcPr>
-            <w:tcW w:type="dxa" w:w="9360"/>
-            <w:shd w:fill="EEF4FB"/>
-            <w:tcMar>
-              <w:top w:w="120" w:type="dxa"/>
-              <w:bottom w:w="120" w:type="dxa"/>
-              <w:left w:w="200" w:type="dxa"/>
-              <w:right w:w="150" w:type="dxa"/>
-            </w:tcMar>
-            <w:tcBorders>
-              <w:left w:val="single" w:sz="24" w:space="0" w:color="2E75B6"/>
-              <w:top w:val="none"/>
-              <w:bottom w:val="none"/>
-              <w:right w:val="none"/>
-            </w:tcBorders>
-          </w:tcPr>
           <w:p>
             <w:pPr>
               <w:spacing w:before="40" w:after="40" w:line="276" w:lineRule="auto"/>
@@ -117,49 +82,23 @@
             <w:r>
               <w:rPr>
                 <w:rFonts w:ascii="Calibri" w:hAnsi="Calibri"/>
+                <w:b/>
                 <w:i/>
-                <w:color w:val="1F3864"/>
-                <w:sz w:val="20"/>
+                <w:color w:val="262626"/>
+                <w:sz w:val="19"/>
               </w:rPr>
-              <w:t>**Status:** Master Panduan Asesmen OBE Terintegrasi (Kepatuhan IKU 7 &amp; Standar 4 Titik Asesmen)</w:t>
+              <w:t>Status:</w:t>
+            </w:r>
+            <w:r>
+              <w:rPr>
+                <w:rFonts w:ascii="Calibri" w:hAnsi="Calibri"/>
+                <w:i/>
+                <w:color w:val="262626"/>
+                <w:sz w:val="19"/>
+              </w:rPr>
+              <w:t xml:space="preserve"> Master Panduan Asesmen OBE Terintegrasi (Kepatuhan IKU 7 &amp; Standar 4 Titik Asesmen)</w:t>
             </w:r>
           </w:p>
-        </w:tc>
-      </w:tr>
-    </w:tbl>
-    <w:p>
-      <w:pPr>
-        <w:spacing w:after="80"/>
-      </w:pPr>
-    </w:p>
-    <w:tbl>
-      <w:tblPr>
-        <w:tblW w:type="auto" w:w="0"/>
-        <w:jc w:val="center"/>
-        <w:tblLayout w:type="fixed"/>
-        <w:tblLook w:firstColumn="1" w:firstRow="1" w:lastColumn="0" w:lastRow="0" w:noHBand="0" w:noVBand="1" w:val="04A0"/>
-      </w:tblPr>
-      <w:tblGrid>
-        <w:gridCol w:w="9029"/>
-      </w:tblGrid>
-      <w:tr>
-        <w:tc>
-          <w:tcPr>
-            <w:tcW w:type="dxa" w:w="9360"/>
-            <w:shd w:fill="EEF4FB"/>
-            <w:tcMar>
-              <w:top w:w="120" w:type="dxa"/>
-              <w:bottom w:w="120" w:type="dxa"/>
-              <w:left w:w="200" w:type="dxa"/>
-              <w:right w:w="150" w:type="dxa"/>
-            </w:tcMar>
-            <w:tcBorders>
-              <w:left w:val="single" w:sz="24" w:space="0" w:color="2E75B6"/>
-              <w:top w:val="none"/>
-              <w:bottom w:val="none"/>
-              <w:right w:val="none"/>
-            </w:tcBorders>
-          </w:tcPr>
           <w:p>
             <w:pPr>
               <w:spacing w:before="40" w:after="40" w:line="276" w:lineRule="auto"/>
@@ -167,11 +106,21 @@
             <w:r>
               <w:rPr>
                 <w:rFonts w:ascii="Calibri" w:hAnsi="Calibri"/>
+                <w:b/>
                 <w:i/>
-                <w:color w:val="1F3864"/>
-                <w:sz w:val="20"/>
+                <w:color w:val="262626"/>
+                <w:sz w:val="19"/>
               </w:rPr>
-              <w:t>**Standar Rujukan:** Standar LAM INFOKOM Kriteria 6 (Pendidikan) &amp; Kriteria 9 (Luaran CPL), Panduan Kurikulum OBE APTIKOM v2.0, IABEE Criteria for Assessment &amp; CQI.</w:t>
+              <w:t>Standar Rujukan:</w:t>
+            </w:r>
+            <w:r>
+              <w:rPr>
+                <w:rFonts w:ascii="Calibri" w:hAnsi="Calibri"/>
+                <w:i/>
+                <w:color w:val="262626"/>
+                <w:sz w:val="19"/>
+              </w:rPr>
+              <w:t xml:space="preserve"> Standar LAM INFOKOM Kriteria 6 (Pendidikan) &amp; Kriteria 9 (Luaran CPL), Panduan Kurikulum OBE APTIKOM v2.0, IABEE Criteria for Assessment &amp; CQI.</w:t>
             </w:r>
           </w:p>
         </w:tc>
@@ -189,9 +138,9 @@
       <w:r>
         <w:rPr>
           <w:color w:val="C8D2E1"/>
-          <w:sz w:val="16"/>
+          <w:sz w:val="14"/>
         </w:rPr>
-        <w:t>_________________________________________________________________________________</w:t>
+        <w:t>———————————————————————————————————————————————————————————————————————————</w:t>
       </w:r>
     </w:p>
     <w:p>
@@ -240,7 +189,7 @@
         </w:tblBorders>
       </w:tblPr>
       <w:tblGrid>
-        <w:gridCol w:w="9029"/>
+        <w:gridCol w:w="9605"/>
       </w:tblGrid>
       <w:tr>
         <w:trPr>
@@ -250,7 +199,7 @@
         </w:trPr>
         <w:tc>
           <w:tcPr>
-            <w:tcW w:type="dxa" w:w="9029"/>
+            <w:tcW w:type="dxa" w:w="9605"/>
             <w:vAlign w:val="center"/>
             <w:shd w:fill="1F3864"/>
             <w:tcMar>
@@ -283,14 +232,14 @@
         </w:trPr>
         <w:tc>
           <w:tcPr>
-            <w:tcW w:type="dxa" w:w="9029"/>
+            <w:tcW w:type="dxa" w:w="9605"/>
             <w:vAlign w:val="center"/>
             <w:shd w:fill="FFFFFF"/>
             <w:tcMar>
-              <w:top w:w="80" w:type="dxa"/>
-              <w:bottom w:w="80" w:type="dxa"/>
-              <w:left w:w="100" w:type="dxa"/>
-              <w:right w:w="100" w:type="dxa"/>
+              <w:top w:w="70" w:type="dxa"/>
+              <w:bottom w:w="70" w:type="dxa"/>
+              <w:left w:w="90" w:type="dxa"/>
+              <w:right w:w="90" w:type="dxa"/>
             </w:tcMar>
           </w:tcPr>
           <w:p>
@@ -315,14 +264,14 @@
         </w:trPr>
         <w:tc>
           <w:tcPr>
-            <w:tcW w:type="dxa" w:w="9029"/>
+            <w:tcW w:type="dxa" w:w="9605"/>
             <w:vAlign w:val="center"/>
             <w:shd w:fill="F2F5F9"/>
             <w:tcMar>
-              <w:top w:w="80" w:type="dxa"/>
-              <w:bottom w:w="80" w:type="dxa"/>
-              <w:left w:w="100" w:type="dxa"/>
-              <w:right w:w="100" w:type="dxa"/>
+              <w:top w:w="70" w:type="dxa"/>
+              <w:bottom w:w="70" w:type="dxa"/>
+              <w:left w:w="90" w:type="dxa"/>
+              <w:right w:w="90" w:type="dxa"/>
             </w:tcMar>
           </w:tcPr>
           <w:p>
@@ -347,14 +296,14 @@
         </w:trPr>
         <w:tc>
           <w:tcPr>
-            <w:tcW w:type="dxa" w:w="9029"/>
+            <w:tcW w:type="dxa" w:w="9605"/>
             <w:vAlign w:val="center"/>
             <w:shd w:fill="FFFFFF"/>
             <w:tcMar>
-              <w:top w:w="80" w:type="dxa"/>
-              <w:bottom w:w="80" w:type="dxa"/>
-              <w:left w:w="100" w:type="dxa"/>
-              <w:right w:w="100" w:type="dxa"/>
+              <w:top w:w="70" w:type="dxa"/>
+              <w:bottom w:w="70" w:type="dxa"/>
+              <w:left w:w="90" w:type="dxa"/>
+              <w:right w:w="90" w:type="dxa"/>
             </w:tcMar>
           </w:tcPr>
           <w:p>
@@ -379,14 +328,14 @@
         </w:trPr>
         <w:tc>
           <w:tcPr>
-            <w:tcW w:type="dxa" w:w="9029"/>
+            <w:tcW w:type="dxa" w:w="9605"/>
             <w:vAlign w:val="center"/>
             <w:shd w:fill="F2F5F9"/>
             <w:tcMar>
-              <w:top w:w="80" w:type="dxa"/>
-              <w:bottom w:w="80" w:type="dxa"/>
-              <w:left w:w="100" w:type="dxa"/>
-              <w:right w:w="100" w:type="dxa"/>
+              <w:top w:w="70" w:type="dxa"/>
+              <w:bottom w:w="70" w:type="dxa"/>
+              <w:left w:w="90" w:type="dxa"/>
+              <w:right w:w="90" w:type="dxa"/>
             </w:tcMar>
           </w:tcPr>
           <w:p>
@@ -408,7 +357,7 @@
     </w:tbl>
     <w:p>
       <w:pPr>
-        <w:spacing w:after="120"/>
+        <w:spacing w:after="100"/>
       </w:pPr>
     </w:p>
     <w:tbl>
@@ -419,21 +368,21 @@
         <w:tblLook w:firstColumn="1" w:firstRow="1" w:lastColumn="0" w:lastRow="0" w:noHBand="0" w:noVBand="1" w:val="04A0"/>
       </w:tblPr>
       <w:tblGrid>
-        <w:gridCol w:w="9029"/>
+        <w:gridCol w:w="9605"/>
       </w:tblGrid>
       <w:tr>
         <w:tc>
           <w:tcPr>
-            <w:tcW w:type="dxa" w:w="9360"/>
-            <w:shd w:fill="EEF4FB"/>
+            <w:tcW w:type="dxa" w:w="9504"/>
+            <w:shd w:fill="FFF5F5"/>
             <w:tcMar>
               <w:top w:w="120" w:type="dxa"/>
               <w:bottom w:w="120" w:type="dxa"/>
-              <w:left w:w="200" w:type="dxa"/>
+              <w:left w:w="180" w:type="dxa"/>
               <w:right w:w="150" w:type="dxa"/>
             </w:tcMar>
             <w:tcBorders>
-              <w:left w:val="single" w:sz="24" w:space="0" w:color="2E75B6"/>
+              <w:left w:val="single" w:sz="24" w:space="0" w:color="C00000"/>
               <w:top w:val="none"/>
               <w:bottom w:val="none"/>
               <w:right w:val="none"/>
@@ -446,48 +395,24 @@
             <w:r>
               <w:rPr>
                 <w:rFonts w:ascii="Calibri" w:hAnsi="Calibri"/>
-                <w:i/>
-                <w:color w:val="1F3864"/>
+                <w:b/>
+                <w:color w:val="C00000"/>
                 <w:sz w:val="20"/>
               </w:rPr>
+              <w:t>⚡ PENTING</w:t>
+              <w:br/>
+            </w:r>
+            <w:r>
+              <w:rPr>
+                <w:rFonts w:ascii="Calibri" w:hAnsi="Calibri"/>
+                <w:b/>
+                <w:i/>
+                <w:color w:val="262626"/>
+                <w:sz w:val="19"/>
+              </w:rPr>
+              <w:t>Kepatuhan IKU 7 (Indikator Kinerja Utama Kemendikbudristek):</w:t>
             </w:r>
           </w:p>
-        </w:tc>
-      </w:tr>
-    </w:tbl>
-    <w:p>
-      <w:pPr>
-        <w:spacing w:after="80"/>
-      </w:pPr>
-    </w:p>
-    <w:tbl>
-      <w:tblPr>
-        <w:tblW w:type="auto" w:w="0"/>
-        <w:jc w:val="center"/>
-        <w:tblLayout w:type="fixed"/>
-        <w:tblLook w:firstColumn="1" w:firstRow="1" w:lastColumn="0" w:lastRow="0" w:noHBand="0" w:noVBand="1" w:val="04A0"/>
-      </w:tblPr>
-      <w:tblGrid>
-        <w:gridCol w:w="9029"/>
-      </w:tblGrid>
-      <w:tr>
-        <w:tc>
-          <w:tcPr>
-            <w:tcW w:type="dxa" w:w="9360"/>
-            <w:shd w:fill="EEF4FB"/>
-            <w:tcMar>
-              <w:top w:w="120" w:type="dxa"/>
-              <w:bottom w:w="120" w:type="dxa"/>
-              <w:left w:w="200" w:type="dxa"/>
-              <w:right w:w="150" w:type="dxa"/>
-            </w:tcMar>
-            <w:tcBorders>
-              <w:left w:val="single" w:sz="24" w:space="0" w:color="2E75B6"/>
-              <w:top w:val="none"/>
-              <w:bottom w:val="none"/>
-              <w:right w:val="none"/>
-            </w:tcBorders>
-          </w:tcPr>
           <w:p>
             <w:pPr>
               <w:spacing w:before="40" w:after="40" w:line="276" w:lineRule="auto"/>
@@ -496,60 +421,67 @@
               <w:rPr>
                 <w:rFonts w:ascii="Calibri" w:hAnsi="Calibri"/>
                 <w:i/>
-                <w:color w:val="1F3864"/>
-                <w:sz w:val="20"/>
+                <w:color w:val="262626"/>
+                <w:sz w:val="19"/>
               </w:rPr>
-              <w:t>**Kepatuhan IKU 7 (Indikator Kinerja Utama Kemendikbudristek):**</w:t>
+              <w:t xml:space="preserve">Setiap mata kuliah keahlian dan praktikum wajib mengalokasikan </w:t>
             </w:r>
-          </w:p>
-        </w:tc>
-      </w:tr>
-    </w:tbl>
-    <w:p>
-      <w:pPr>
-        <w:spacing w:after="80"/>
-      </w:pPr>
-    </w:p>
-    <w:tbl>
-      <w:tblPr>
-        <w:tblW w:type="auto" w:w="0"/>
-        <w:jc w:val="center"/>
-        <w:tblLayout w:type="fixed"/>
-        <w:tblLook w:firstColumn="1" w:firstRow="1" w:lastColumn="0" w:lastRow="0" w:noHBand="0" w:noVBand="1" w:val="04A0"/>
-      </w:tblPr>
-      <w:tblGrid>
-        <w:gridCol w:w="9029"/>
-      </w:tblGrid>
-      <w:tr>
-        <w:tc>
-          <w:tcPr>
-            <w:tcW w:type="dxa" w:w="9360"/>
-            <w:shd w:fill="EEF4FB"/>
-            <w:tcMar>
-              <w:top w:w="120" w:type="dxa"/>
-              <w:bottom w:w="120" w:type="dxa"/>
-              <w:left w:w="200" w:type="dxa"/>
-              <w:right w:w="150" w:type="dxa"/>
-            </w:tcMar>
-            <w:tcBorders>
-              <w:left w:val="single" w:sz="24" w:space="0" w:color="2E75B6"/>
-              <w:top w:val="none"/>
-              <w:bottom w:val="none"/>
-              <w:right w:val="none"/>
-            </w:tcBorders>
-          </w:tcPr>
-          <w:p>
-            <w:pPr>
-              <w:spacing w:before="40" w:after="40" w:line="276" w:lineRule="auto"/>
-            </w:pPr>
+            <w:r>
+              <w:rPr>
+                <w:rFonts w:ascii="Calibri" w:hAnsi="Calibri"/>
+                <w:b/>
+                <w:i/>
+                <w:color w:val="262626"/>
+                <w:sz w:val="19"/>
+              </w:rPr>
+              <w:t>minimal 50% bobot evaluasi</w:t>
+            </w:r>
             <w:r>
               <w:rPr>
                 <w:rFonts w:ascii="Calibri" w:hAnsi="Calibri"/>
                 <w:i/>
-                <w:color w:val="1F3864"/>
-                <w:sz w:val="20"/>
+                <w:color w:val="262626"/>
+                <w:sz w:val="19"/>
               </w:rPr>
-              <w:t>Setiap mata kuliah keahlian dan praktikum wajib mengalokasikan **minimal 50% bobot evaluasi** menggunakan metode pembelajaran partisipatif dan kolaboratif: **Case Method (Studi Kasus)** atau **Team-Based Project (PjBL)**.</w:t>
+              <w:t xml:space="preserve"> menggunakan metode pembelajaran partisipatif dan kolaboratif: </w:t>
+            </w:r>
+            <w:r>
+              <w:rPr>
+                <w:rFonts w:ascii="Calibri" w:hAnsi="Calibri"/>
+                <w:b/>
+                <w:i/>
+                <w:color w:val="262626"/>
+                <w:sz w:val="19"/>
+              </w:rPr>
+              <w:t>Case Method (Studi Kasus)</w:t>
+            </w:r>
+            <w:r>
+              <w:rPr>
+                <w:rFonts w:ascii="Calibri" w:hAnsi="Calibri"/>
+                <w:i/>
+                <w:color w:val="262626"/>
+                <w:sz w:val="19"/>
+              </w:rPr>
+              <w:t xml:space="preserve"> atau </w:t>
+            </w:r>
+            <w:r>
+              <w:rPr>
+                <w:rFonts w:ascii="Calibri" w:hAnsi="Calibri"/>
+                <w:b/>
+                <w:i/>
+                <w:color w:val="262626"/>
+                <w:sz w:val="19"/>
+              </w:rPr>
+              <w:t>Team-Based Project (PjBL)</w:t>
+            </w:r>
+            <w:r>
+              <w:rPr>
+                <w:rFonts w:ascii="Calibri" w:hAnsi="Calibri"/>
+                <w:i/>
+                <w:color w:val="262626"/>
+                <w:sz w:val="19"/>
+              </w:rPr>
+              <w:t>.</w:t>
             </w:r>
           </w:p>
         </w:tc>
@@ -567,9 +499,9 @@
       <w:r>
         <w:rPr>
           <w:color w:val="C8D2E1"/>
-          <w:sz w:val="16"/>
+          <w:sz w:val="14"/>
         </w:rPr>
-        <w:t>_________________________________________________________________________________</w:t>
+        <w:t>———————————————————————————————————————————————————————————————————————————</w:t>
       </w:r>
     </w:p>
     <w:p>
@@ -633,11 +565,11 @@
         </w:tblBorders>
       </w:tblPr>
       <w:tblGrid>
-        <w:gridCol w:w="1806"/>
-        <w:gridCol w:w="1806"/>
-        <w:gridCol w:w="1806"/>
-        <w:gridCol w:w="1806"/>
-        <w:gridCol w:w="1806"/>
+        <w:gridCol w:w="1921"/>
+        <w:gridCol w:w="1921"/>
+        <w:gridCol w:w="1921"/>
+        <w:gridCol w:w="1921"/>
+        <w:gridCol w:w="1921"/>
       </w:tblGrid>
       <w:tr>
         <w:trPr>
@@ -647,7 +579,7 @@
         </w:trPr>
         <w:tc>
           <w:tcPr>
-            <w:tcW w:type="dxa" w:w="1806"/>
+            <w:tcW w:type="dxa" w:w="1921"/>
             <w:vAlign w:val="center"/>
             <w:shd w:fill="1F3864"/>
             <w:tcMar>
@@ -675,7 +607,7 @@
         </w:tc>
         <w:tc>
           <w:tcPr>
-            <w:tcW w:type="dxa" w:w="1806"/>
+            <w:tcW w:type="dxa" w:w="1921"/>
             <w:vAlign w:val="center"/>
             <w:shd w:fill="1F3864"/>
             <w:tcMar>
@@ -703,7 +635,7 @@
         </w:tc>
         <w:tc>
           <w:tcPr>
-            <w:tcW w:type="dxa" w:w="1806"/>
+            <w:tcW w:type="dxa" w:w="1921"/>
             <w:vAlign w:val="center"/>
             <w:shd w:fill="1F3864"/>
             <w:tcMar>
@@ -731,7 +663,7 @@
         </w:tc>
         <w:tc>
           <w:tcPr>
-            <w:tcW w:type="dxa" w:w="1806"/>
+            <w:tcW w:type="dxa" w:w="1921"/>
             <w:vAlign w:val="center"/>
             <w:shd w:fill="1F3864"/>
             <w:tcMar>
@@ -759,7 +691,7 @@
         </w:tc>
         <w:tc>
           <w:tcPr>
-            <w:tcW w:type="dxa" w:w="1806"/>
+            <w:tcW w:type="dxa" w:w="1921"/>
             <w:vAlign w:val="center"/>
             <w:shd w:fill="1F3864"/>
             <w:tcMar>
@@ -792,14 +724,14 @@
         </w:trPr>
         <w:tc>
           <w:tcPr>
-            <w:tcW w:type="dxa" w:w="1806"/>
+            <w:tcW w:type="dxa" w:w="1921"/>
             <w:vAlign w:val="center"/>
             <w:shd w:fill="FFFFFF"/>
             <w:tcMar>
-              <w:top w:w="80" w:type="dxa"/>
-              <w:bottom w:w="80" w:type="dxa"/>
-              <w:left w:w="100" w:type="dxa"/>
-              <w:right w:w="100" w:type="dxa"/>
+              <w:top w:w="70" w:type="dxa"/>
+              <w:bottom w:w="70" w:type="dxa"/>
+              <w:left w:w="90" w:type="dxa"/>
+              <w:right w:w="90" w:type="dxa"/>
             </w:tcMar>
           </w:tcPr>
           <w:p>
@@ -820,14 +752,14 @@
         </w:tc>
         <w:tc>
           <w:tcPr>
-            <w:tcW w:type="dxa" w:w="1806"/>
+            <w:tcW w:type="dxa" w:w="1921"/>
             <w:vAlign w:val="center"/>
             <w:shd w:fill="FFFFFF"/>
             <w:tcMar>
-              <w:top w:w="80" w:type="dxa"/>
-              <w:bottom w:w="80" w:type="dxa"/>
-              <w:left w:w="100" w:type="dxa"/>
-              <w:right w:w="100" w:type="dxa"/>
+              <w:top w:w="70" w:type="dxa"/>
+              <w:bottom w:w="70" w:type="dxa"/>
+              <w:left w:w="90" w:type="dxa"/>
+              <w:right w:w="90" w:type="dxa"/>
             </w:tcMar>
           </w:tcPr>
           <w:p>
@@ -847,14 +779,14 @@
         </w:tc>
         <w:tc>
           <w:tcPr>
-            <w:tcW w:type="dxa" w:w="1806"/>
+            <w:tcW w:type="dxa" w:w="1921"/>
             <w:vAlign w:val="center"/>
             <w:shd w:fill="FFFFFF"/>
             <w:tcMar>
-              <w:top w:w="80" w:type="dxa"/>
-              <w:bottom w:w="80" w:type="dxa"/>
-              <w:left w:w="100" w:type="dxa"/>
-              <w:right w:w="100" w:type="dxa"/>
+              <w:top w:w="70" w:type="dxa"/>
+              <w:bottom w:w="70" w:type="dxa"/>
+              <w:left w:w="90" w:type="dxa"/>
+              <w:right w:w="90" w:type="dxa"/>
             </w:tcMar>
           </w:tcPr>
           <w:p>
@@ -883,14 +815,14 @@
         </w:tc>
         <w:tc>
           <w:tcPr>
-            <w:tcW w:type="dxa" w:w="1806"/>
+            <w:tcW w:type="dxa" w:w="1921"/>
             <w:vAlign w:val="center"/>
             <w:shd w:fill="FFFFFF"/>
             <w:tcMar>
-              <w:top w:w="80" w:type="dxa"/>
-              <w:bottom w:w="80" w:type="dxa"/>
-              <w:left w:w="100" w:type="dxa"/>
-              <w:right w:w="100" w:type="dxa"/>
+              <w:top w:w="70" w:type="dxa"/>
+              <w:bottom w:w="70" w:type="dxa"/>
+              <w:left w:w="90" w:type="dxa"/>
+              <w:right w:w="90" w:type="dxa"/>
             </w:tcMar>
           </w:tcPr>
           <w:p>
@@ -911,14 +843,14 @@
         </w:tc>
         <w:tc>
           <w:tcPr>
-            <w:tcW w:type="dxa" w:w="1806"/>
+            <w:tcW w:type="dxa" w:w="1921"/>
             <w:vAlign w:val="center"/>
             <w:shd w:fill="FFFFFF"/>
             <w:tcMar>
-              <w:top w:w="80" w:type="dxa"/>
-              <w:bottom w:w="80" w:type="dxa"/>
-              <w:left w:w="100" w:type="dxa"/>
-              <w:right w:w="100" w:type="dxa"/>
+              <w:top w:w="70" w:type="dxa"/>
+              <w:bottom w:w="70" w:type="dxa"/>
+              <w:left w:w="90" w:type="dxa"/>
+              <w:right w:w="90" w:type="dxa"/>
             </w:tcMar>
           </w:tcPr>
           <w:p>
@@ -961,14 +893,14 @@
         </w:trPr>
         <w:tc>
           <w:tcPr>
-            <w:tcW w:type="dxa" w:w="1806"/>
+            <w:tcW w:type="dxa" w:w="1921"/>
             <w:vAlign w:val="center"/>
             <w:shd w:fill="F2F5F9"/>
             <w:tcMar>
-              <w:top w:w="80" w:type="dxa"/>
-              <w:bottom w:w="80" w:type="dxa"/>
-              <w:left w:w="100" w:type="dxa"/>
-              <w:right w:w="100" w:type="dxa"/>
+              <w:top w:w="70" w:type="dxa"/>
+              <w:bottom w:w="70" w:type="dxa"/>
+              <w:left w:w="90" w:type="dxa"/>
+              <w:right w:w="90" w:type="dxa"/>
             </w:tcMar>
           </w:tcPr>
           <w:p>
@@ -989,14 +921,14 @@
         </w:tc>
         <w:tc>
           <w:tcPr>
-            <w:tcW w:type="dxa" w:w="1806"/>
+            <w:tcW w:type="dxa" w:w="1921"/>
             <w:vAlign w:val="center"/>
             <w:shd w:fill="F2F5F9"/>
             <w:tcMar>
-              <w:top w:w="80" w:type="dxa"/>
-              <w:bottom w:w="80" w:type="dxa"/>
-              <w:left w:w="100" w:type="dxa"/>
-              <w:right w:w="100" w:type="dxa"/>
+              <w:top w:w="70" w:type="dxa"/>
+              <w:bottom w:w="70" w:type="dxa"/>
+              <w:left w:w="90" w:type="dxa"/>
+              <w:right w:w="90" w:type="dxa"/>
             </w:tcMar>
           </w:tcPr>
           <w:p>
@@ -1016,14 +948,14 @@
         </w:tc>
         <w:tc>
           <w:tcPr>
-            <w:tcW w:type="dxa" w:w="1806"/>
+            <w:tcW w:type="dxa" w:w="1921"/>
             <w:vAlign w:val="center"/>
             <w:shd w:fill="F2F5F9"/>
             <w:tcMar>
-              <w:top w:w="80" w:type="dxa"/>
-              <w:bottom w:w="80" w:type="dxa"/>
-              <w:left w:w="100" w:type="dxa"/>
-              <w:right w:w="100" w:type="dxa"/>
+              <w:top w:w="70" w:type="dxa"/>
+              <w:bottom w:w="70" w:type="dxa"/>
+              <w:left w:w="90" w:type="dxa"/>
+              <w:right w:w="90" w:type="dxa"/>
             </w:tcMar>
           </w:tcPr>
           <w:p>
@@ -1052,14 +984,14 @@
         </w:tc>
         <w:tc>
           <w:tcPr>
-            <w:tcW w:type="dxa" w:w="1806"/>
+            <w:tcW w:type="dxa" w:w="1921"/>
             <w:vAlign w:val="center"/>
             <w:shd w:fill="F2F5F9"/>
             <w:tcMar>
-              <w:top w:w="80" w:type="dxa"/>
-              <w:bottom w:w="80" w:type="dxa"/>
-              <w:left w:w="100" w:type="dxa"/>
-              <w:right w:w="100" w:type="dxa"/>
+              <w:top w:w="70" w:type="dxa"/>
+              <w:bottom w:w="70" w:type="dxa"/>
+              <w:left w:w="90" w:type="dxa"/>
+              <w:right w:w="90" w:type="dxa"/>
             </w:tcMar>
           </w:tcPr>
           <w:p>
@@ -1097,14 +1029,14 @@
         </w:tc>
         <w:tc>
           <w:tcPr>
-            <w:tcW w:type="dxa" w:w="1806"/>
+            <w:tcW w:type="dxa" w:w="1921"/>
             <w:vAlign w:val="center"/>
             <w:shd w:fill="F2F5F9"/>
             <w:tcMar>
-              <w:top w:w="80" w:type="dxa"/>
-              <w:bottom w:w="80" w:type="dxa"/>
-              <w:left w:w="100" w:type="dxa"/>
-              <w:right w:w="100" w:type="dxa"/>
+              <w:top w:w="70" w:type="dxa"/>
+              <w:bottom w:w="70" w:type="dxa"/>
+              <w:left w:w="90" w:type="dxa"/>
+              <w:right w:w="90" w:type="dxa"/>
             </w:tcMar>
           </w:tcPr>
           <w:p>
@@ -1147,14 +1079,14 @@
         </w:trPr>
         <w:tc>
           <w:tcPr>
-            <w:tcW w:type="dxa" w:w="1806"/>
+            <w:tcW w:type="dxa" w:w="1921"/>
             <w:vAlign w:val="center"/>
             <w:shd w:fill="FFFFFF"/>
             <w:tcMar>
-              <w:top w:w="80" w:type="dxa"/>
-              <w:bottom w:w="80" w:type="dxa"/>
-              <w:left w:w="100" w:type="dxa"/>
-              <w:right w:w="100" w:type="dxa"/>
+              <w:top w:w="70" w:type="dxa"/>
+              <w:bottom w:w="70" w:type="dxa"/>
+              <w:left w:w="90" w:type="dxa"/>
+              <w:right w:w="90" w:type="dxa"/>
             </w:tcMar>
           </w:tcPr>
           <w:p>
@@ -1175,14 +1107,14 @@
         </w:tc>
         <w:tc>
           <w:tcPr>
-            <w:tcW w:type="dxa" w:w="1806"/>
+            <w:tcW w:type="dxa" w:w="1921"/>
             <w:vAlign w:val="center"/>
             <w:shd w:fill="FFFFFF"/>
             <w:tcMar>
-              <w:top w:w="80" w:type="dxa"/>
-              <w:bottom w:w="80" w:type="dxa"/>
-              <w:left w:w="100" w:type="dxa"/>
-              <w:right w:w="100" w:type="dxa"/>
+              <w:top w:w="70" w:type="dxa"/>
+              <w:bottom w:w="70" w:type="dxa"/>
+              <w:left w:w="90" w:type="dxa"/>
+              <w:right w:w="90" w:type="dxa"/>
             </w:tcMar>
           </w:tcPr>
           <w:p>
@@ -1202,14 +1134,14 @@
         </w:tc>
         <w:tc>
           <w:tcPr>
-            <w:tcW w:type="dxa" w:w="1806"/>
+            <w:tcW w:type="dxa" w:w="1921"/>
             <w:vAlign w:val="center"/>
             <w:shd w:fill="FFFFFF"/>
             <w:tcMar>
-              <w:top w:w="80" w:type="dxa"/>
-              <w:bottom w:w="80" w:type="dxa"/>
-              <w:left w:w="100" w:type="dxa"/>
-              <w:right w:w="100" w:type="dxa"/>
+              <w:top w:w="70" w:type="dxa"/>
+              <w:bottom w:w="70" w:type="dxa"/>
+              <w:left w:w="90" w:type="dxa"/>
+              <w:right w:w="90" w:type="dxa"/>
             </w:tcMar>
           </w:tcPr>
           <w:p>
@@ -1238,14 +1170,14 @@
         </w:tc>
         <w:tc>
           <w:tcPr>
-            <w:tcW w:type="dxa" w:w="1806"/>
+            <w:tcW w:type="dxa" w:w="1921"/>
             <w:vAlign w:val="center"/>
             <w:shd w:fill="FFFFFF"/>
             <w:tcMar>
-              <w:top w:w="80" w:type="dxa"/>
-              <w:bottom w:w="80" w:type="dxa"/>
-              <w:left w:w="100" w:type="dxa"/>
-              <w:right w:w="100" w:type="dxa"/>
+              <w:top w:w="70" w:type="dxa"/>
+              <w:bottom w:w="70" w:type="dxa"/>
+              <w:left w:w="90" w:type="dxa"/>
+              <w:right w:w="90" w:type="dxa"/>
             </w:tcMar>
           </w:tcPr>
           <w:p>
@@ -1283,14 +1215,14 @@
         </w:tc>
         <w:tc>
           <w:tcPr>
-            <w:tcW w:type="dxa" w:w="1806"/>
+            <w:tcW w:type="dxa" w:w="1921"/>
             <w:vAlign w:val="center"/>
             <w:shd w:fill="FFFFFF"/>
             <w:tcMar>
-              <w:top w:w="80" w:type="dxa"/>
-              <w:bottom w:w="80" w:type="dxa"/>
-              <w:left w:w="100" w:type="dxa"/>
-              <w:right w:w="100" w:type="dxa"/>
+              <w:top w:w="70" w:type="dxa"/>
+              <w:bottom w:w="70" w:type="dxa"/>
+              <w:left w:w="90" w:type="dxa"/>
+              <w:right w:w="90" w:type="dxa"/>
             </w:tcMar>
           </w:tcPr>
           <w:p>
@@ -1333,14 +1265,14 @@
         </w:trPr>
         <w:tc>
           <w:tcPr>
-            <w:tcW w:type="dxa" w:w="1806"/>
+            <w:tcW w:type="dxa" w:w="1921"/>
             <w:vAlign w:val="center"/>
             <w:shd w:fill="F2F5F9"/>
             <w:tcMar>
-              <w:top w:w="80" w:type="dxa"/>
-              <w:bottom w:w="80" w:type="dxa"/>
-              <w:left w:w="100" w:type="dxa"/>
-              <w:right w:w="100" w:type="dxa"/>
+              <w:top w:w="70" w:type="dxa"/>
+              <w:bottom w:w="70" w:type="dxa"/>
+              <w:left w:w="90" w:type="dxa"/>
+              <w:right w:w="90" w:type="dxa"/>
             </w:tcMar>
           </w:tcPr>
           <w:p>
@@ -1361,14 +1293,14 @@
         </w:tc>
         <w:tc>
           <w:tcPr>
-            <w:tcW w:type="dxa" w:w="1806"/>
+            <w:tcW w:type="dxa" w:w="1921"/>
             <w:vAlign w:val="center"/>
             <w:shd w:fill="F2F5F9"/>
             <w:tcMar>
-              <w:top w:w="80" w:type="dxa"/>
-              <w:bottom w:w="80" w:type="dxa"/>
-              <w:left w:w="100" w:type="dxa"/>
-              <w:right w:w="100" w:type="dxa"/>
+              <w:top w:w="70" w:type="dxa"/>
+              <w:bottom w:w="70" w:type="dxa"/>
+              <w:left w:w="90" w:type="dxa"/>
+              <w:right w:w="90" w:type="dxa"/>
             </w:tcMar>
           </w:tcPr>
           <w:p>
@@ -1388,14 +1320,14 @@
         </w:tc>
         <w:tc>
           <w:tcPr>
-            <w:tcW w:type="dxa" w:w="1806"/>
+            <w:tcW w:type="dxa" w:w="1921"/>
             <w:vAlign w:val="center"/>
             <w:shd w:fill="F2F5F9"/>
             <w:tcMar>
-              <w:top w:w="80" w:type="dxa"/>
-              <w:bottom w:w="80" w:type="dxa"/>
-              <w:left w:w="100" w:type="dxa"/>
-              <w:right w:w="100" w:type="dxa"/>
+              <w:top w:w="70" w:type="dxa"/>
+              <w:bottom w:w="70" w:type="dxa"/>
+              <w:left w:w="90" w:type="dxa"/>
+              <w:right w:w="90" w:type="dxa"/>
             </w:tcMar>
           </w:tcPr>
           <w:p>
@@ -1424,14 +1356,14 @@
         </w:tc>
         <w:tc>
           <w:tcPr>
-            <w:tcW w:type="dxa" w:w="1806"/>
+            <w:tcW w:type="dxa" w:w="1921"/>
             <w:vAlign w:val="center"/>
             <w:shd w:fill="F2F5F9"/>
             <w:tcMar>
-              <w:top w:w="80" w:type="dxa"/>
-              <w:bottom w:w="80" w:type="dxa"/>
-              <w:left w:w="100" w:type="dxa"/>
-              <w:right w:w="100" w:type="dxa"/>
+              <w:top w:w="70" w:type="dxa"/>
+              <w:bottom w:w="70" w:type="dxa"/>
+              <w:left w:w="90" w:type="dxa"/>
+              <w:right w:w="90" w:type="dxa"/>
             </w:tcMar>
           </w:tcPr>
           <w:p>
@@ -1469,14 +1401,14 @@
         </w:tc>
         <w:tc>
           <w:tcPr>
-            <w:tcW w:type="dxa" w:w="1806"/>
+            <w:tcW w:type="dxa" w:w="1921"/>
             <w:vAlign w:val="center"/>
             <w:shd w:fill="F2F5F9"/>
             <w:tcMar>
-              <w:top w:w="80" w:type="dxa"/>
-              <w:bottom w:w="80" w:type="dxa"/>
-              <w:left w:w="100" w:type="dxa"/>
-              <w:right w:w="100" w:type="dxa"/>
+              <w:top w:w="70" w:type="dxa"/>
+              <w:bottom w:w="70" w:type="dxa"/>
+              <w:left w:w="90" w:type="dxa"/>
+              <w:right w:w="90" w:type="dxa"/>
             </w:tcMar>
           </w:tcPr>
           <w:p>
@@ -1519,14 +1451,14 @@
         </w:trPr>
         <w:tc>
           <w:tcPr>
-            <w:tcW w:type="dxa" w:w="1806"/>
+            <w:tcW w:type="dxa" w:w="1921"/>
             <w:vAlign w:val="center"/>
             <w:shd w:fill="FFFFFF"/>
             <w:tcMar>
-              <w:top w:w="80" w:type="dxa"/>
-              <w:bottom w:w="80" w:type="dxa"/>
-              <w:left w:w="100" w:type="dxa"/>
-              <w:right w:w="100" w:type="dxa"/>
+              <w:top w:w="70" w:type="dxa"/>
+              <w:bottom w:w="70" w:type="dxa"/>
+              <w:left w:w="90" w:type="dxa"/>
+              <w:right w:w="90" w:type="dxa"/>
             </w:tcMar>
           </w:tcPr>
           <w:p>
@@ -1547,14 +1479,14 @@
         </w:tc>
         <w:tc>
           <w:tcPr>
-            <w:tcW w:type="dxa" w:w="1806"/>
+            <w:tcW w:type="dxa" w:w="1921"/>
             <w:vAlign w:val="center"/>
             <w:shd w:fill="FFFFFF"/>
             <w:tcMar>
-              <w:top w:w="80" w:type="dxa"/>
-              <w:bottom w:w="80" w:type="dxa"/>
-              <w:left w:w="100" w:type="dxa"/>
-              <w:right w:w="100" w:type="dxa"/>
+              <w:top w:w="70" w:type="dxa"/>
+              <w:bottom w:w="70" w:type="dxa"/>
+              <w:left w:w="90" w:type="dxa"/>
+              <w:right w:w="90" w:type="dxa"/>
             </w:tcMar>
           </w:tcPr>
           <w:p>
@@ -1566,14 +1498,14 @@
         </w:tc>
         <w:tc>
           <w:tcPr>
-            <w:tcW w:type="dxa" w:w="1806"/>
+            <w:tcW w:type="dxa" w:w="1921"/>
             <w:vAlign w:val="center"/>
             <w:shd w:fill="FFFFFF"/>
             <w:tcMar>
-              <w:top w:w="80" w:type="dxa"/>
-              <w:bottom w:w="80" w:type="dxa"/>
-              <w:left w:w="100" w:type="dxa"/>
-              <w:right w:w="100" w:type="dxa"/>
+              <w:top w:w="70" w:type="dxa"/>
+              <w:bottom w:w="70" w:type="dxa"/>
+              <w:left w:w="90" w:type="dxa"/>
+              <w:right w:w="90" w:type="dxa"/>
             </w:tcMar>
           </w:tcPr>
           <w:p>
@@ -1594,14 +1526,14 @@
         </w:tc>
         <w:tc>
           <w:tcPr>
-            <w:tcW w:type="dxa" w:w="1806"/>
+            <w:tcW w:type="dxa" w:w="1921"/>
             <w:vAlign w:val="center"/>
             <w:shd w:fill="FFFFFF"/>
             <w:tcMar>
-              <w:top w:w="80" w:type="dxa"/>
-              <w:bottom w:w="80" w:type="dxa"/>
-              <w:left w:w="100" w:type="dxa"/>
-              <w:right w:w="100" w:type="dxa"/>
+              <w:top w:w="70" w:type="dxa"/>
+              <w:bottom w:w="70" w:type="dxa"/>
+              <w:left w:w="90" w:type="dxa"/>
+              <w:right w:w="90" w:type="dxa"/>
             </w:tcMar>
           </w:tcPr>
           <w:p>
@@ -1622,14 +1554,14 @@
         </w:tc>
         <w:tc>
           <w:tcPr>
-            <w:tcW w:type="dxa" w:w="1806"/>
+            <w:tcW w:type="dxa" w:w="1921"/>
             <w:vAlign w:val="center"/>
             <w:shd w:fill="FFFFFF"/>
             <w:tcMar>
-              <w:top w:w="80" w:type="dxa"/>
-              <w:bottom w:w="80" w:type="dxa"/>
-              <w:left w:w="100" w:type="dxa"/>
-              <w:right w:w="100" w:type="dxa"/>
+              <w:top w:w="70" w:type="dxa"/>
+              <w:bottom w:w="70" w:type="dxa"/>
+              <w:left w:w="90" w:type="dxa"/>
+              <w:right w:w="90" w:type="dxa"/>
             </w:tcMar>
           </w:tcPr>
           <w:p>
@@ -1652,7 +1584,7 @@
     </w:tbl>
     <w:p>
       <w:pPr>
-        <w:spacing w:after="120"/>
+        <w:spacing w:after="100"/>
       </w:pPr>
     </w:p>
     <w:p>
@@ -1718,9 +1650,9 @@
       <w:r>
         <w:rPr>
           <w:color w:val="C8D2E1"/>
-          <w:sz w:val="16"/>
+          <w:sz w:val="14"/>
         </w:rPr>
-        <w:t>_________________________________________________________________________________</w:t>
+        <w:t>———————————————————————————————————————————————————————————————————————————</w:t>
       </w:r>
     </w:p>
     <w:p>
@@ -1981,9 +1913,9 @@
       <w:r>
         <w:rPr>
           <w:color w:val="C8D2E1"/>
-          <w:sz w:val="16"/>
+          <w:sz w:val="14"/>
         </w:rPr>
-        <w:t>_________________________________________________________________________________</w:t>
+        <w:t>———————————————————————————————————————————————————————————————————————————</w:t>
       </w:r>
     </w:p>
     <w:p>
@@ -2050,9 +1982,9 @@
       <w:r>
         <w:rPr>
           <w:color w:val="C8D2E1"/>
-          <w:sz w:val="16"/>
+          <w:sz w:val="14"/>
         </w:rPr>
-        <w:t>_________________________________________________________________________________</w:t>
+        <w:t>———————————————————————————————————————————————————————————————————————————</w:t>
       </w:r>
     </w:p>
     <w:p>
@@ -2209,9 +2141,9 @@
       <w:r>
         <w:rPr>
           <w:color w:val="C8D2E1"/>
-          <w:sz w:val="16"/>
+          <w:sz w:val="14"/>
         </w:rPr>
-        <w:t>_________________________________________________________________________________</w:t>
+        <w:t>———————————————————————————————————————————————————————————————————————————</w:t>
       </w:r>
     </w:p>
     <w:p>
@@ -2317,9 +2249,9 @@
       <w:r>
         <w:rPr>
           <w:color w:val="C8D2E1"/>
-          <w:sz w:val="16"/>
+          <w:sz w:val="14"/>
         </w:rPr>
-        <w:t>_________________________________________________________________________________</w:t>
+        <w:t>———————————————————————————————————————————————————————————————————————————</w:t>
       </w:r>
     </w:p>
     <w:p>
@@ -2382,11 +2314,11 @@
         </w:tblBorders>
       </w:tblPr>
       <w:tblGrid>
-        <w:gridCol w:w="1806"/>
-        <w:gridCol w:w="1806"/>
-        <w:gridCol w:w="1806"/>
-        <w:gridCol w:w="1806"/>
-        <w:gridCol w:w="1806"/>
+        <w:gridCol w:w="1921"/>
+        <w:gridCol w:w="1921"/>
+        <w:gridCol w:w="1921"/>
+        <w:gridCol w:w="1921"/>
+        <w:gridCol w:w="1921"/>
       </w:tblGrid>
       <w:tr>
         <w:trPr>
@@ -2396,7 +2328,7 @@
         </w:trPr>
         <w:tc>
           <w:tcPr>
-            <w:tcW w:type="dxa" w:w="1806"/>
+            <w:tcW w:type="dxa" w:w="1921"/>
             <w:vAlign w:val="center"/>
             <w:shd w:fill="1F3864"/>
             <w:tcMar>
@@ -2424,7 +2356,7 @@
         </w:tc>
         <w:tc>
           <w:tcPr>
-            <w:tcW w:type="dxa" w:w="1806"/>
+            <w:tcW w:type="dxa" w:w="1921"/>
             <w:vAlign w:val="center"/>
             <w:shd w:fill="1F3864"/>
             <w:tcMar>
@@ -2452,7 +2384,7 @@
         </w:tc>
         <w:tc>
           <w:tcPr>
-            <w:tcW w:type="dxa" w:w="1806"/>
+            <w:tcW w:type="dxa" w:w="1921"/>
             <w:vAlign w:val="center"/>
             <w:shd w:fill="1F3864"/>
             <w:tcMar>
@@ -2480,7 +2412,7 @@
         </w:tc>
         <w:tc>
           <w:tcPr>
-            <w:tcW w:type="dxa" w:w="1806"/>
+            <w:tcW w:type="dxa" w:w="1921"/>
             <w:vAlign w:val="center"/>
             <w:shd w:fill="1F3864"/>
             <w:tcMar>
@@ -2508,7 +2440,7 @@
         </w:tc>
         <w:tc>
           <w:tcPr>
-            <w:tcW w:type="dxa" w:w="1806"/>
+            <w:tcW w:type="dxa" w:w="1921"/>
             <w:vAlign w:val="center"/>
             <w:shd w:fill="1F3864"/>
             <w:tcMar>
@@ -2541,14 +2473,14 @@
         </w:trPr>
         <w:tc>
           <w:tcPr>
-            <w:tcW w:type="dxa" w:w="1806"/>
+            <w:tcW w:type="dxa" w:w="1921"/>
             <w:vAlign w:val="center"/>
             <w:shd w:fill="FFFFFF"/>
             <w:tcMar>
-              <w:top w:w="80" w:type="dxa"/>
-              <w:bottom w:w="80" w:type="dxa"/>
-              <w:left w:w="100" w:type="dxa"/>
-              <w:right w:w="100" w:type="dxa"/>
+              <w:top w:w="70" w:type="dxa"/>
+              <w:bottom w:w="70" w:type="dxa"/>
+              <w:left w:w="90" w:type="dxa"/>
+              <w:right w:w="90" w:type="dxa"/>
             </w:tcMar>
           </w:tcPr>
           <w:p>
@@ -2569,14 +2501,14 @@
         </w:tc>
         <w:tc>
           <w:tcPr>
-            <w:tcW w:type="dxa" w:w="1806"/>
+            <w:tcW w:type="dxa" w:w="1921"/>
             <w:vAlign w:val="center"/>
             <w:shd w:fill="FFFFFF"/>
             <w:tcMar>
-              <w:top w:w="80" w:type="dxa"/>
-              <w:bottom w:w="80" w:type="dxa"/>
-              <w:left w:w="100" w:type="dxa"/>
-              <w:right w:w="100" w:type="dxa"/>
+              <w:top w:w="70" w:type="dxa"/>
+              <w:bottom w:w="70" w:type="dxa"/>
+              <w:left w:w="90" w:type="dxa"/>
+              <w:right w:w="90" w:type="dxa"/>
             </w:tcMar>
           </w:tcPr>
           <w:p>
@@ -2596,14 +2528,14 @@
         </w:tc>
         <w:tc>
           <w:tcPr>
-            <w:tcW w:type="dxa" w:w="1806"/>
+            <w:tcW w:type="dxa" w:w="1921"/>
             <w:vAlign w:val="center"/>
             <w:shd w:fill="FFFFFF"/>
             <w:tcMar>
-              <w:top w:w="80" w:type="dxa"/>
-              <w:bottom w:w="80" w:type="dxa"/>
-              <w:left w:w="100" w:type="dxa"/>
-              <w:right w:w="100" w:type="dxa"/>
+              <w:top w:w="70" w:type="dxa"/>
+              <w:bottom w:w="70" w:type="dxa"/>
+              <w:left w:w="90" w:type="dxa"/>
+              <w:right w:w="90" w:type="dxa"/>
             </w:tcMar>
           </w:tcPr>
           <w:p>
@@ -2623,14 +2555,14 @@
         </w:tc>
         <w:tc>
           <w:tcPr>
-            <w:tcW w:type="dxa" w:w="1806"/>
+            <w:tcW w:type="dxa" w:w="1921"/>
             <w:vAlign w:val="center"/>
             <w:shd w:fill="FFFFFF"/>
             <w:tcMar>
-              <w:top w:w="80" w:type="dxa"/>
-              <w:bottom w:w="80" w:type="dxa"/>
-              <w:left w:w="100" w:type="dxa"/>
-              <w:right w:w="100" w:type="dxa"/>
+              <w:top w:w="70" w:type="dxa"/>
+              <w:bottom w:w="70" w:type="dxa"/>
+              <w:left w:w="90" w:type="dxa"/>
+              <w:right w:w="90" w:type="dxa"/>
             </w:tcMar>
           </w:tcPr>
           <w:p>
@@ -2650,14 +2582,14 @@
         </w:tc>
         <w:tc>
           <w:tcPr>
-            <w:tcW w:type="dxa" w:w="1806"/>
+            <w:tcW w:type="dxa" w:w="1921"/>
             <w:vAlign w:val="center"/>
             <w:shd w:fill="FFFFFF"/>
             <w:tcMar>
-              <w:top w:w="80" w:type="dxa"/>
-              <w:bottom w:w="80" w:type="dxa"/>
-              <w:left w:w="100" w:type="dxa"/>
-              <w:right w:w="100" w:type="dxa"/>
+              <w:top w:w="70" w:type="dxa"/>
+              <w:bottom w:w="70" w:type="dxa"/>
+              <w:left w:w="90" w:type="dxa"/>
+              <w:right w:w="90" w:type="dxa"/>
             </w:tcMar>
           </w:tcPr>
           <w:p>
@@ -2682,14 +2614,14 @@
         </w:trPr>
         <w:tc>
           <w:tcPr>
-            <w:tcW w:type="dxa" w:w="1806"/>
+            <w:tcW w:type="dxa" w:w="1921"/>
             <w:vAlign w:val="center"/>
             <w:shd w:fill="F2F5F9"/>
             <w:tcMar>
-              <w:top w:w="80" w:type="dxa"/>
-              <w:bottom w:w="80" w:type="dxa"/>
-              <w:left w:w="100" w:type="dxa"/>
-              <w:right w:w="100" w:type="dxa"/>
+              <w:top w:w="70" w:type="dxa"/>
+              <w:bottom w:w="70" w:type="dxa"/>
+              <w:left w:w="90" w:type="dxa"/>
+              <w:right w:w="90" w:type="dxa"/>
             </w:tcMar>
           </w:tcPr>
           <w:p>
@@ -2710,14 +2642,14 @@
         </w:tc>
         <w:tc>
           <w:tcPr>
-            <w:tcW w:type="dxa" w:w="1806"/>
+            <w:tcW w:type="dxa" w:w="1921"/>
             <w:vAlign w:val="center"/>
             <w:shd w:fill="F2F5F9"/>
             <w:tcMar>
-              <w:top w:w="80" w:type="dxa"/>
-              <w:bottom w:w="80" w:type="dxa"/>
-              <w:left w:w="100" w:type="dxa"/>
-              <w:right w:w="100" w:type="dxa"/>
+              <w:top w:w="70" w:type="dxa"/>
+              <w:bottom w:w="70" w:type="dxa"/>
+              <w:left w:w="90" w:type="dxa"/>
+              <w:right w:w="90" w:type="dxa"/>
             </w:tcMar>
           </w:tcPr>
           <w:p>
@@ -2737,14 +2669,14 @@
         </w:tc>
         <w:tc>
           <w:tcPr>
-            <w:tcW w:type="dxa" w:w="1806"/>
+            <w:tcW w:type="dxa" w:w="1921"/>
             <w:vAlign w:val="center"/>
             <w:shd w:fill="F2F5F9"/>
             <w:tcMar>
-              <w:top w:w="80" w:type="dxa"/>
-              <w:bottom w:w="80" w:type="dxa"/>
-              <w:left w:w="100" w:type="dxa"/>
-              <w:right w:w="100" w:type="dxa"/>
+              <w:top w:w="70" w:type="dxa"/>
+              <w:bottom w:w="70" w:type="dxa"/>
+              <w:left w:w="90" w:type="dxa"/>
+              <w:right w:w="90" w:type="dxa"/>
             </w:tcMar>
           </w:tcPr>
           <w:p>
@@ -2764,14 +2696,14 @@
         </w:tc>
         <w:tc>
           <w:tcPr>
-            <w:tcW w:type="dxa" w:w="1806"/>
+            <w:tcW w:type="dxa" w:w="1921"/>
             <w:vAlign w:val="center"/>
             <w:shd w:fill="F2F5F9"/>
             <w:tcMar>
-              <w:top w:w="80" w:type="dxa"/>
-              <w:bottom w:w="80" w:type="dxa"/>
-              <w:left w:w="100" w:type="dxa"/>
-              <w:right w:w="100" w:type="dxa"/>
+              <w:top w:w="70" w:type="dxa"/>
+              <w:bottom w:w="70" w:type="dxa"/>
+              <w:left w:w="90" w:type="dxa"/>
+              <w:right w:w="90" w:type="dxa"/>
             </w:tcMar>
           </w:tcPr>
           <w:p>
@@ -2791,14 +2723,14 @@
         </w:tc>
         <w:tc>
           <w:tcPr>
-            <w:tcW w:type="dxa" w:w="1806"/>
+            <w:tcW w:type="dxa" w:w="1921"/>
             <w:vAlign w:val="center"/>
             <w:shd w:fill="F2F5F9"/>
             <w:tcMar>
-              <w:top w:w="80" w:type="dxa"/>
-              <w:bottom w:w="80" w:type="dxa"/>
-              <w:left w:w="100" w:type="dxa"/>
-              <w:right w:w="100" w:type="dxa"/>
+              <w:top w:w="70" w:type="dxa"/>
+              <w:bottom w:w="70" w:type="dxa"/>
+              <w:left w:w="90" w:type="dxa"/>
+              <w:right w:w="90" w:type="dxa"/>
             </w:tcMar>
           </w:tcPr>
           <w:p>
@@ -2823,14 +2755,14 @@
         </w:trPr>
         <w:tc>
           <w:tcPr>
-            <w:tcW w:type="dxa" w:w="1806"/>
+            <w:tcW w:type="dxa" w:w="1921"/>
             <w:vAlign w:val="center"/>
             <w:shd w:fill="FFFFFF"/>
             <w:tcMar>
-              <w:top w:w="80" w:type="dxa"/>
-              <w:bottom w:w="80" w:type="dxa"/>
-              <w:left w:w="100" w:type="dxa"/>
-              <w:right w:w="100" w:type="dxa"/>
+              <w:top w:w="70" w:type="dxa"/>
+              <w:bottom w:w="70" w:type="dxa"/>
+              <w:left w:w="90" w:type="dxa"/>
+              <w:right w:w="90" w:type="dxa"/>
             </w:tcMar>
           </w:tcPr>
           <w:p>
@@ -2851,14 +2783,14 @@
         </w:tc>
         <w:tc>
           <w:tcPr>
-            <w:tcW w:type="dxa" w:w="1806"/>
+            <w:tcW w:type="dxa" w:w="1921"/>
             <w:vAlign w:val="center"/>
             <w:shd w:fill="FFFFFF"/>
             <w:tcMar>
-              <w:top w:w="80" w:type="dxa"/>
-              <w:bottom w:w="80" w:type="dxa"/>
-              <w:left w:w="100" w:type="dxa"/>
-              <w:right w:w="100" w:type="dxa"/>
+              <w:top w:w="70" w:type="dxa"/>
+              <w:bottom w:w="70" w:type="dxa"/>
+              <w:left w:w="90" w:type="dxa"/>
+              <w:right w:w="90" w:type="dxa"/>
             </w:tcMar>
           </w:tcPr>
           <w:p>
@@ -2878,14 +2810,14 @@
         </w:tc>
         <w:tc>
           <w:tcPr>
-            <w:tcW w:type="dxa" w:w="1806"/>
+            <w:tcW w:type="dxa" w:w="1921"/>
             <w:vAlign w:val="center"/>
             <w:shd w:fill="FFFFFF"/>
             <w:tcMar>
-              <w:top w:w="80" w:type="dxa"/>
-              <w:bottom w:w="80" w:type="dxa"/>
-              <w:left w:w="100" w:type="dxa"/>
-              <w:right w:w="100" w:type="dxa"/>
+              <w:top w:w="70" w:type="dxa"/>
+              <w:bottom w:w="70" w:type="dxa"/>
+              <w:left w:w="90" w:type="dxa"/>
+              <w:right w:w="90" w:type="dxa"/>
             </w:tcMar>
           </w:tcPr>
           <w:p>
@@ -2905,14 +2837,14 @@
         </w:tc>
         <w:tc>
           <w:tcPr>
-            <w:tcW w:type="dxa" w:w="1806"/>
+            <w:tcW w:type="dxa" w:w="1921"/>
             <w:vAlign w:val="center"/>
             <w:shd w:fill="FFFFFF"/>
             <w:tcMar>
-              <w:top w:w="80" w:type="dxa"/>
-              <w:bottom w:w="80" w:type="dxa"/>
-              <w:left w:w="100" w:type="dxa"/>
-              <w:right w:w="100" w:type="dxa"/>
+              <w:top w:w="70" w:type="dxa"/>
+              <w:bottom w:w="70" w:type="dxa"/>
+              <w:left w:w="90" w:type="dxa"/>
+              <w:right w:w="90" w:type="dxa"/>
             </w:tcMar>
           </w:tcPr>
           <w:p>
@@ -2932,14 +2864,14 @@
         </w:tc>
         <w:tc>
           <w:tcPr>
-            <w:tcW w:type="dxa" w:w="1806"/>
+            <w:tcW w:type="dxa" w:w="1921"/>
             <w:vAlign w:val="center"/>
             <w:shd w:fill="FFFFFF"/>
             <w:tcMar>
-              <w:top w:w="80" w:type="dxa"/>
-              <w:bottom w:w="80" w:type="dxa"/>
-              <w:left w:w="100" w:type="dxa"/>
-              <w:right w:w="100" w:type="dxa"/>
+              <w:top w:w="70" w:type="dxa"/>
+              <w:bottom w:w="70" w:type="dxa"/>
+              <w:left w:w="90" w:type="dxa"/>
+              <w:right w:w="90" w:type="dxa"/>
             </w:tcMar>
           </w:tcPr>
           <w:p>
@@ -2964,14 +2896,14 @@
         </w:trPr>
         <w:tc>
           <w:tcPr>
-            <w:tcW w:type="dxa" w:w="1806"/>
+            <w:tcW w:type="dxa" w:w="1921"/>
             <w:vAlign w:val="center"/>
             <w:shd w:fill="F2F5F9"/>
             <w:tcMar>
-              <w:top w:w="80" w:type="dxa"/>
-              <w:bottom w:w="80" w:type="dxa"/>
-              <w:left w:w="100" w:type="dxa"/>
-              <w:right w:w="100" w:type="dxa"/>
+              <w:top w:w="70" w:type="dxa"/>
+              <w:bottom w:w="70" w:type="dxa"/>
+              <w:left w:w="90" w:type="dxa"/>
+              <w:right w:w="90" w:type="dxa"/>
             </w:tcMar>
           </w:tcPr>
           <w:p>
@@ -2992,14 +2924,14 @@
         </w:tc>
         <w:tc>
           <w:tcPr>
-            <w:tcW w:type="dxa" w:w="1806"/>
+            <w:tcW w:type="dxa" w:w="1921"/>
             <w:vAlign w:val="center"/>
             <w:shd w:fill="F2F5F9"/>
             <w:tcMar>
-              <w:top w:w="80" w:type="dxa"/>
-              <w:bottom w:w="80" w:type="dxa"/>
-              <w:left w:w="100" w:type="dxa"/>
-              <w:right w:w="100" w:type="dxa"/>
+              <w:top w:w="70" w:type="dxa"/>
+              <w:bottom w:w="70" w:type="dxa"/>
+              <w:left w:w="90" w:type="dxa"/>
+              <w:right w:w="90" w:type="dxa"/>
             </w:tcMar>
           </w:tcPr>
           <w:p>
@@ -3019,14 +2951,14 @@
         </w:tc>
         <w:tc>
           <w:tcPr>
-            <w:tcW w:type="dxa" w:w="1806"/>
+            <w:tcW w:type="dxa" w:w="1921"/>
             <w:vAlign w:val="center"/>
             <w:shd w:fill="F2F5F9"/>
             <w:tcMar>
-              <w:top w:w="80" w:type="dxa"/>
-              <w:bottom w:w="80" w:type="dxa"/>
-              <w:left w:w="100" w:type="dxa"/>
-              <w:right w:w="100" w:type="dxa"/>
+              <w:top w:w="70" w:type="dxa"/>
+              <w:bottom w:w="70" w:type="dxa"/>
+              <w:left w:w="90" w:type="dxa"/>
+              <w:right w:w="90" w:type="dxa"/>
             </w:tcMar>
           </w:tcPr>
           <w:p>
@@ -3046,14 +2978,14 @@
         </w:tc>
         <w:tc>
           <w:tcPr>
-            <w:tcW w:type="dxa" w:w="1806"/>
+            <w:tcW w:type="dxa" w:w="1921"/>
             <w:vAlign w:val="center"/>
             <w:shd w:fill="F2F5F9"/>
             <w:tcMar>
-              <w:top w:w="80" w:type="dxa"/>
-              <w:bottom w:w="80" w:type="dxa"/>
-              <w:left w:w="100" w:type="dxa"/>
-              <w:right w:w="100" w:type="dxa"/>
+              <w:top w:w="70" w:type="dxa"/>
+              <w:bottom w:w="70" w:type="dxa"/>
+              <w:left w:w="90" w:type="dxa"/>
+              <w:right w:w="90" w:type="dxa"/>
             </w:tcMar>
           </w:tcPr>
           <w:p>
@@ -3073,14 +3005,14 @@
         </w:tc>
         <w:tc>
           <w:tcPr>
-            <w:tcW w:type="dxa" w:w="1806"/>
+            <w:tcW w:type="dxa" w:w="1921"/>
             <w:vAlign w:val="center"/>
             <w:shd w:fill="F2F5F9"/>
             <w:tcMar>
-              <w:top w:w="80" w:type="dxa"/>
-              <w:bottom w:w="80" w:type="dxa"/>
-              <w:left w:w="100" w:type="dxa"/>
-              <w:right w:w="100" w:type="dxa"/>
+              <w:top w:w="70" w:type="dxa"/>
+              <w:bottom w:w="70" w:type="dxa"/>
+              <w:left w:w="90" w:type="dxa"/>
+              <w:right w:w="90" w:type="dxa"/>
             </w:tcMar>
           </w:tcPr>
           <w:p>
@@ -3102,7 +3034,7 @@
     </w:tbl>
     <w:p>
       <w:pPr>
-        <w:spacing w:after="120"/>
+        <w:spacing w:after="100"/>
       </w:pPr>
     </w:p>
     <w:p>
@@ -3112,9 +3044,9 @@
       <w:r>
         <w:rPr>
           <w:color w:val="C8D2E1"/>
-          <w:sz w:val="16"/>
+          <w:sz w:val="14"/>
         </w:rPr>
-        <w:t>_________________________________________________________________________________</w:t>
+        <w:t>———————————————————————————————————————————————————————————————————————————</w:t>
       </w:r>
     </w:p>
     <w:p>
@@ -3162,11 +3094,11 @@
         </w:tblBorders>
       </w:tblPr>
       <w:tblGrid>
-        <w:gridCol w:w="1806"/>
-        <w:gridCol w:w="1806"/>
-        <w:gridCol w:w="1806"/>
-        <w:gridCol w:w="1806"/>
-        <w:gridCol w:w="1806"/>
+        <w:gridCol w:w="1921"/>
+        <w:gridCol w:w="1921"/>
+        <w:gridCol w:w="1921"/>
+        <w:gridCol w:w="1921"/>
+        <w:gridCol w:w="1921"/>
       </w:tblGrid>
       <w:tr>
         <w:trPr>
@@ -3176,7 +3108,7 @@
         </w:trPr>
         <w:tc>
           <w:tcPr>
-            <w:tcW w:type="dxa" w:w="1806"/>
+            <w:tcW w:type="dxa" w:w="1921"/>
             <w:vAlign w:val="center"/>
             <w:shd w:fill="1F3864"/>
             <w:tcMar>
@@ -3204,7 +3136,7 @@
         </w:tc>
         <w:tc>
           <w:tcPr>
-            <w:tcW w:type="dxa" w:w="1806"/>
+            <w:tcW w:type="dxa" w:w="1921"/>
             <w:vAlign w:val="center"/>
             <w:shd w:fill="1F3864"/>
             <w:tcMar>
@@ -3232,7 +3164,7 @@
         </w:tc>
         <w:tc>
           <w:tcPr>
-            <w:tcW w:type="dxa" w:w="1806"/>
+            <w:tcW w:type="dxa" w:w="1921"/>
             <w:vAlign w:val="center"/>
             <w:shd w:fill="1F3864"/>
             <w:tcMar>
@@ -3260,7 +3192,7 @@
         </w:tc>
         <w:tc>
           <w:tcPr>
-            <w:tcW w:type="dxa" w:w="1806"/>
+            <w:tcW w:type="dxa" w:w="1921"/>
             <w:vAlign w:val="center"/>
             <w:shd w:fill="1F3864"/>
             <w:tcMar>
@@ -3288,7 +3220,7 @@
         </w:tc>
         <w:tc>
           <w:tcPr>
-            <w:tcW w:type="dxa" w:w="1806"/>
+            <w:tcW w:type="dxa" w:w="1921"/>
             <w:vAlign w:val="center"/>
             <w:shd w:fill="1F3864"/>
             <w:tcMar>
@@ -3321,14 +3253,14 @@
         </w:trPr>
         <w:tc>
           <w:tcPr>
-            <w:tcW w:type="dxa" w:w="1806"/>
+            <w:tcW w:type="dxa" w:w="1921"/>
             <w:vAlign w:val="center"/>
             <w:shd w:fill="FFFFFF"/>
             <w:tcMar>
-              <w:top w:w="80" w:type="dxa"/>
-              <w:bottom w:w="80" w:type="dxa"/>
-              <w:left w:w="100" w:type="dxa"/>
-              <w:right w:w="100" w:type="dxa"/>
+              <w:top w:w="70" w:type="dxa"/>
+              <w:bottom w:w="70" w:type="dxa"/>
+              <w:left w:w="90" w:type="dxa"/>
+              <w:right w:w="90" w:type="dxa"/>
             </w:tcMar>
           </w:tcPr>
           <w:p>
@@ -3349,14 +3281,14 @@
         </w:tc>
         <w:tc>
           <w:tcPr>
-            <w:tcW w:type="dxa" w:w="1806"/>
+            <w:tcW w:type="dxa" w:w="1921"/>
             <w:vAlign w:val="center"/>
             <w:shd w:fill="FFFFFF"/>
             <w:tcMar>
-              <w:top w:w="80" w:type="dxa"/>
-              <w:bottom w:w="80" w:type="dxa"/>
-              <w:left w:w="100" w:type="dxa"/>
-              <w:right w:w="100" w:type="dxa"/>
+              <w:top w:w="70" w:type="dxa"/>
+              <w:bottom w:w="70" w:type="dxa"/>
+              <w:left w:w="90" w:type="dxa"/>
+              <w:right w:w="90" w:type="dxa"/>
             </w:tcMar>
           </w:tcPr>
           <w:p>
@@ -3376,14 +3308,14 @@
         </w:tc>
         <w:tc>
           <w:tcPr>
-            <w:tcW w:type="dxa" w:w="1806"/>
+            <w:tcW w:type="dxa" w:w="1921"/>
             <w:vAlign w:val="center"/>
             <w:shd w:fill="FFFFFF"/>
             <w:tcMar>
-              <w:top w:w="80" w:type="dxa"/>
-              <w:bottom w:w="80" w:type="dxa"/>
-              <w:left w:w="100" w:type="dxa"/>
-              <w:right w:w="100" w:type="dxa"/>
+              <w:top w:w="70" w:type="dxa"/>
+              <w:bottom w:w="70" w:type="dxa"/>
+              <w:left w:w="90" w:type="dxa"/>
+              <w:right w:w="90" w:type="dxa"/>
             </w:tcMar>
           </w:tcPr>
           <w:p>
@@ -3403,14 +3335,14 @@
         </w:tc>
         <w:tc>
           <w:tcPr>
-            <w:tcW w:type="dxa" w:w="1806"/>
+            <w:tcW w:type="dxa" w:w="1921"/>
             <w:vAlign w:val="center"/>
             <w:shd w:fill="FFFFFF"/>
             <w:tcMar>
-              <w:top w:w="80" w:type="dxa"/>
-              <w:bottom w:w="80" w:type="dxa"/>
-              <w:left w:w="100" w:type="dxa"/>
-              <w:right w:w="100" w:type="dxa"/>
+              <w:top w:w="70" w:type="dxa"/>
+              <w:bottom w:w="70" w:type="dxa"/>
+              <w:left w:w="90" w:type="dxa"/>
+              <w:right w:w="90" w:type="dxa"/>
             </w:tcMar>
           </w:tcPr>
           <w:p>
@@ -3430,14 +3362,14 @@
         </w:tc>
         <w:tc>
           <w:tcPr>
-            <w:tcW w:type="dxa" w:w="1806"/>
+            <w:tcW w:type="dxa" w:w="1921"/>
             <w:vAlign w:val="center"/>
             <w:shd w:fill="FFFFFF"/>
             <w:tcMar>
-              <w:top w:w="80" w:type="dxa"/>
-              <w:bottom w:w="80" w:type="dxa"/>
-              <w:left w:w="100" w:type="dxa"/>
-              <w:right w:w="100" w:type="dxa"/>
+              <w:top w:w="70" w:type="dxa"/>
+              <w:bottom w:w="70" w:type="dxa"/>
+              <w:left w:w="90" w:type="dxa"/>
+              <w:right w:w="90" w:type="dxa"/>
             </w:tcMar>
           </w:tcPr>
           <w:p>
@@ -3462,14 +3394,14 @@
         </w:trPr>
         <w:tc>
           <w:tcPr>
-            <w:tcW w:type="dxa" w:w="1806"/>
+            <w:tcW w:type="dxa" w:w="1921"/>
             <w:vAlign w:val="center"/>
             <w:shd w:fill="F2F5F9"/>
             <w:tcMar>
-              <w:top w:w="80" w:type="dxa"/>
-              <w:bottom w:w="80" w:type="dxa"/>
-              <w:left w:w="100" w:type="dxa"/>
-              <w:right w:w="100" w:type="dxa"/>
+              <w:top w:w="70" w:type="dxa"/>
+              <w:bottom w:w="70" w:type="dxa"/>
+              <w:left w:w="90" w:type="dxa"/>
+              <w:right w:w="90" w:type="dxa"/>
             </w:tcMar>
           </w:tcPr>
           <w:p>
@@ -3490,14 +3422,14 @@
         </w:tc>
         <w:tc>
           <w:tcPr>
-            <w:tcW w:type="dxa" w:w="1806"/>
+            <w:tcW w:type="dxa" w:w="1921"/>
             <w:vAlign w:val="center"/>
             <w:shd w:fill="F2F5F9"/>
             <w:tcMar>
-              <w:top w:w="80" w:type="dxa"/>
-              <w:bottom w:w="80" w:type="dxa"/>
-              <w:left w:w="100" w:type="dxa"/>
-              <w:right w:w="100" w:type="dxa"/>
+              <w:top w:w="70" w:type="dxa"/>
+              <w:bottom w:w="70" w:type="dxa"/>
+              <w:left w:w="90" w:type="dxa"/>
+              <w:right w:w="90" w:type="dxa"/>
             </w:tcMar>
           </w:tcPr>
           <w:p>
@@ -3517,14 +3449,14 @@
         </w:tc>
         <w:tc>
           <w:tcPr>
-            <w:tcW w:type="dxa" w:w="1806"/>
+            <w:tcW w:type="dxa" w:w="1921"/>
             <w:vAlign w:val="center"/>
             <w:shd w:fill="F2F5F9"/>
             <w:tcMar>
-              <w:top w:w="80" w:type="dxa"/>
-              <w:bottom w:w="80" w:type="dxa"/>
-              <w:left w:w="100" w:type="dxa"/>
-              <w:right w:w="100" w:type="dxa"/>
+              <w:top w:w="70" w:type="dxa"/>
+              <w:bottom w:w="70" w:type="dxa"/>
+              <w:left w:w="90" w:type="dxa"/>
+              <w:right w:w="90" w:type="dxa"/>
             </w:tcMar>
           </w:tcPr>
           <w:p>
@@ -3544,14 +3476,14 @@
         </w:tc>
         <w:tc>
           <w:tcPr>
-            <w:tcW w:type="dxa" w:w="1806"/>
+            <w:tcW w:type="dxa" w:w="1921"/>
             <w:vAlign w:val="center"/>
             <w:shd w:fill="F2F5F9"/>
             <w:tcMar>
-              <w:top w:w="80" w:type="dxa"/>
-              <w:bottom w:w="80" w:type="dxa"/>
-              <w:left w:w="100" w:type="dxa"/>
-              <w:right w:w="100" w:type="dxa"/>
+              <w:top w:w="70" w:type="dxa"/>
+              <w:bottom w:w="70" w:type="dxa"/>
+              <w:left w:w="90" w:type="dxa"/>
+              <w:right w:w="90" w:type="dxa"/>
             </w:tcMar>
           </w:tcPr>
           <w:p>
@@ -3588,14 +3520,14 @@
         </w:tc>
         <w:tc>
           <w:tcPr>
-            <w:tcW w:type="dxa" w:w="1806"/>
+            <w:tcW w:type="dxa" w:w="1921"/>
             <w:vAlign w:val="center"/>
             <w:shd w:fill="F2F5F9"/>
             <w:tcMar>
-              <w:top w:w="80" w:type="dxa"/>
-              <w:bottom w:w="80" w:type="dxa"/>
-              <w:left w:w="100" w:type="dxa"/>
-              <w:right w:w="100" w:type="dxa"/>
+              <w:top w:w="70" w:type="dxa"/>
+              <w:bottom w:w="70" w:type="dxa"/>
+              <w:left w:w="90" w:type="dxa"/>
+              <w:right w:w="90" w:type="dxa"/>
             </w:tcMar>
           </w:tcPr>
           <w:p>
@@ -3637,14 +3569,14 @@
         </w:trPr>
         <w:tc>
           <w:tcPr>
-            <w:tcW w:type="dxa" w:w="1806"/>
+            <w:tcW w:type="dxa" w:w="1921"/>
             <w:vAlign w:val="center"/>
             <w:shd w:fill="FFFFFF"/>
             <w:tcMar>
-              <w:top w:w="80" w:type="dxa"/>
-              <w:bottom w:w="80" w:type="dxa"/>
-              <w:left w:w="100" w:type="dxa"/>
-              <w:right w:w="100" w:type="dxa"/>
+              <w:top w:w="70" w:type="dxa"/>
+              <w:bottom w:w="70" w:type="dxa"/>
+              <w:left w:w="90" w:type="dxa"/>
+              <w:right w:w="90" w:type="dxa"/>
             </w:tcMar>
           </w:tcPr>
           <w:p>
@@ -3665,14 +3597,14 @@
         </w:tc>
         <w:tc>
           <w:tcPr>
-            <w:tcW w:type="dxa" w:w="1806"/>
+            <w:tcW w:type="dxa" w:w="1921"/>
             <w:vAlign w:val="center"/>
             <w:shd w:fill="FFFFFF"/>
             <w:tcMar>
-              <w:top w:w="80" w:type="dxa"/>
-              <w:bottom w:w="80" w:type="dxa"/>
-              <w:left w:w="100" w:type="dxa"/>
-              <w:right w:w="100" w:type="dxa"/>
+              <w:top w:w="70" w:type="dxa"/>
+              <w:bottom w:w="70" w:type="dxa"/>
+              <w:left w:w="90" w:type="dxa"/>
+              <w:right w:w="90" w:type="dxa"/>
             </w:tcMar>
           </w:tcPr>
           <w:p>
@@ -3692,14 +3624,14 @@
         </w:tc>
         <w:tc>
           <w:tcPr>
-            <w:tcW w:type="dxa" w:w="1806"/>
+            <w:tcW w:type="dxa" w:w="1921"/>
             <w:vAlign w:val="center"/>
             <w:shd w:fill="FFFFFF"/>
             <w:tcMar>
-              <w:top w:w="80" w:type="dxa"/>
-              <w:bottom w:w="80" w:type="dxa"/>
-              <w:left w:w="100" w:type="dxa"/>
-              <w:right w:w="100" w:type="dxa"/>
+              <w:top w:w="70" w:type="dxa"/>
+              <w:bottom w:w="70" w:type="dxa"/>
+              <w:left w:w="90" w:type="dxa"/>
+              <w:right w:w="90" w:type="dxa"/>
             </w:tcMar>
           </w:tcPr>
           <w:p>
@@ -3719,14 +3651,14 @@
         </w:tc>
         <w:tc>
           <w:tcPr>
-            <w:tcW w:type="dxa" w:w="1806"/>
+            <w:tcW w:type="dxa" w:w="1921"/>
             <w:vAlign w:val="center"/>
             <w:shd w:fill="FFFFFF"/>
             <w:tcMar>
-              <w:top w:w="80" w:type="dxa"/>
-              <w:bottom w:w="80" w:type="dxa"/>
-              <w:left w:w="100" w:type="dxa"/>
-              <w:right w:w="100" w:type="dxa"/>
+              <w:top w:w="70" w:type="dxa"/>
+              <w:bottom w:w="70" w:type="dxa"/>
+              <w:left w:w="90" w:type="dxa"/>
+              <w:right w:w="90" w:type="dxa"/>
             </w:tcMar>
           </w:tcPr>
           <w:p>
@@ -3746,14 +3678,14 @@
         </w:tc>
         <w:tc>
           <w:tcPr>
-            <w:tcW w:type="dxa" w:w="1806"/>
+            <w:tcW w:type="dxa" w:w="1921"/>
             <w:vAlign w:val="center"/>
             <w:shd w:fill="FFFFFF"/>
             <w:tcMar>
-              <w:top w:w="80" w:type="dxa"/>
-              <w:bottom w:w="80" w:type="dxa"/>
-              <w:left w:w="100" w:type="dxa"/>
-              <w:right w:w="100" w:type="dxa"/>
+              <w:top w:w="70" w:type="dxa"/>
+              <w:bottom w:w="70" w:type="dxa"/>
+              <w:left w:w="90" w:type="dxa"/>
+              <w:right w:w="90" w:type="dxa"/>
             </w:tcMar>
           </w:tcPr>
           <w:p>
@@ -3775,7 +3707,7 @@
     </w:tbl>
     <w:p>
       <w:pPr>
-        <w:spacing w:after="120"/>
+        <w:spacing w:after="100"/>
       </w:pPr>
     </w:p>
     <w:p>
@@ -3785,9 +3717,9 @@
       <w:r>
         <w:rPr>
           <w:color w:val="C8D2E1"/>
-          <w:sz w:val="16"/>
+          <w:sz w:val="14"/>
         </w:rPr>
-        <w:t>_________________________________________________________________________________</w:t>
+        <w:t>———————————————————————————————————————————————————————————————————————————</w:t>
       </w:r>
     </w:p>
     <w:p>
@@ -3835,11 +3767,11 @@
         </w:tblBorders>
       </w:tblPr>
       <w:tblGrid>
-        <w:gridCol w:w="1806"/>
-        <w:gridCol w:w="1806"/>
-        <w:gridCol w:w="1806"/>
-        <w:gridCol w:w="1806"/>
-        <w:gridCol w:w="1806"/>
+        <w:gridCol w:w="1921"/>
+        <w:gridCol w:w="1921"/>
+        <w:gridCol w:w="1921"/>
+        <w:gridCol w:w="1921"/>
+        <w:gridCol w:w="1921"/>
       </w:tblGrid>
       <w:tr>
         <w:trPr>
@@ -3849,7 +3781,7 @@
         </w:trPr>
         <w:tc>
           <w:tcPr>
-            <w:tcW w:type="dxa" w:w="1806"/>
+            <w:tcW w:type="dxa" w:w="1921"/>
             <w:vAlign w:val="center"/>
             <w:shd w:fill="1F3864"/>
             <w:tcMar>
@@ -3877,7 +3809,7 @@
         </w:tc>
         <w:tc>
           <w:tcPr>
-            <w:tcW w:type="dxa" w:w="1806"/>
+            <w:tcW w:type="dxa" w:w="1921"/>
             <w:vAlign w:val="center"/>
             <w:shd w:fill="1F3864"/>
             <w:tcMar>
@@ -3905,7 +3837,7 @@
         </w:tc>
         <w:tc>
           <w:tcPr>
-            <w:tcW w:type="dxa" w:w="1806"/>
+            <w:tcW w:type="dxa" w:w="1921"/>
             <w:vAlign w:val="center"/>
             <w:shd w:fill="1F3864"/>
             <w:tcMar>
@@ -3933,7 +3865,7 @@
         </w:tc>
         <w:tc>
           <w:tcPr>
-            <w:tcW w:type="dxa" w:w="1806"/>
+            <w:tcW w:type="dxa" w:w="1921"/>
             <w:vAlign w:val="center"/>
             <w:shd w:fill="1F3864"/>
             <w:tcMar>
@@ -3961,7 +3893,7 @@
         </w:tc>
         <w:tc>
           <w:tcPr>
-            <w:tcW w:type="dxa" w:w="1806"/>
+            <w:tcW w:type="dxa" w:w="1921"/>
             <w:vAlign w:val="center"/>
             <w:shd w:fill="1F3864"/>
             <w:tcMar>
@@ -3994,14 +3926,14 @@
         </w:trPr>
         <w:tc>
           <w:tcPr>
-            <w:tcW w:type="dxa" w:w="1806"/>
+            <w:tcW w:type="dxa" w:w="1921"/>
             <w:vAlign w:val="center"/>
             <w:shd w:fill="FFFFFF"/>
             <w:tcMar>
-              <w:top w:w="80" w:type="dxa"/>
-              <w:bottom w:w="80" w:type="dxa"/>
-              <w:left w:w="100" w:type="dxa"/>
-              <w:right w:w="100" w:type="dxa"/>
+              <w:top w:w="70" w:type="dxa"/>
+              <w:bottom w:w="70" w:type="dxa"/>
+              <w:left w:w="90" w:type="dxa"/>
+              <w:right w:w="90" w:type="dxa"/>
             </w:tcMar>
           </w:tcPr>
           <w:p>
@@ -4022,14 +3954,14 @@
         </w:tc>
         <w:tc>
           <w:tcPr>
-            <w:tcW w:type="dxa" w:w="1806"/>
+            <w:tcW w:type="dxa" w:w="1921"/>
             <w:vAlign w:val="center"/>
             <w:shd w:fill="FFFFFF"/>
             <w:tcMar>
-              <w:top w:w="80" w:type="dxa"/>
-              <w:bottom w:w="80" w:type="dxa"/>
-              <w:left w:w="100" w:type="dxa"/>
-              <w:right w:w="100" w:type="dxa"/>
+              <w:top w:w="70" w:type="dxa"/>
+              <w:bottom w:w="70" w:type="dxa"/>
+              <w:left w:w="90" w:type="dxa"/>
+              <w:right w:w="90" w:type="dxa"/>
             </w:tcMar>
           </w:tcPr>
           <w:p>
@@ -4049,14 +3981,14 @@
         </w:tc>
         <w:tc>
           <w:tcPr>
-            <w:tcW w:type="dxa" w:w="1806"/>
+            <w:tcW w:type="dxa" w:w="1921"/>
             <w:vAlign w:val="center"/>
             <w:shd w:fill="FFFFFF"/>
             <w:tcMar>
-              <w:top w:w="80" w:type="dxa"/>
-              <w:bottom w:w="80" w:type="dxa"/>
-              <w:left w:w="100" w:type="dxa"/>
-              <w:right w:w="100" w:type="dxa"/>
+              <w:top w:w="70" w:type="dxa"/>
+              <w:bottom w:w="70" w:type="dxa"/>
+              <w:left w:w="90" w:type="dxa"/>
+              <w:right w:w="90" w:type="dxa"/>
             </w:tcMar>
           </w:tcPr>
           <w:p>
@@ -4076,14 +4008,14 @@
         </w:tc>
         <w:tc>
           <w:tcPr>
-            <w:tcW w:type="dxa" w:w="1806"/>
+            <w:tcW w:type="dxa" w:w="1921"/>
             <w:vAlign w:val="center"/>
             <w:shd w:fill="FFFFFF"/>
             <w:tcMar>
-              <w:top w:w="80" w:type="dxa"/>
-              <w:bottom w:w="80" w:type="dxa"/>
-              <w:left w:w="100" w:type="dxa"/>
-              <w:right w:w="100" w:type="dxa"/>
+              <w:top w:w="70" w:type="dxa"/>
+              <w:bottom w:w="70" w:type="dxa"/>
+              <w:left w:w="90" w:type="dxa"/>
+              <w:right w:w="90" w:type="dxa"/>
             </w:tcMar>
           </w:tcPr>
           <w:p>
@@ -4103,14 +4035,14 @@
         </w:tc>
         <w:tc>
           <w:tcPr>
-            <w:tcW w:type="dxa" w:w="1806"/>
+            <w:tcW w:type="dxa" w:w="1921"/>
             <w:vAlign w:val="center"/>
             <w:shd w:fill="FFFFFF"/>
             <w:tcMar>
-              <w:top w:w="80" w:type="dxa"/>
-              <w:bottom w:w="80" w:type="dxa"/>
-              <w:left w:w="100" w:type="dxa"/>
-              <w:right w:w="100" w:type="dxa"/>
+              <w:top w:w="70" w:type="dxa"/>
+              <w:bottom w:w="70" w:type="dxa"/>
+              <w:left w:w="90" w:type="dxa"/>
+              <w:right w:w="90" w:type="dxa"/>
             </w:tcMar>
           </w:tcPr>
           <w:p>
@@ -4135,14 +4067,14 @@
         </w:trPr>
         <w:tc>
           <w:tcPr>
-            <w:tcW w:type="dxa" w:w="1806"/>
+            <w:tcW w:type="dxa" w:w="1921"/>
             <w:vAlign w:val="center"/>
             <w:shd w:fill="F2F5F9"/>
             <w:tcMar>
-              <w:top w:w="80" w:type="dxa"/>
-              <w:bottom w:w="80" w:type="dxa"/>
-              <w:left w:w="100" w:type="dxa"/>
-              <w:right w:w="100" w:type="dxa"/>
+              <w:top w:w="70" w:type="dxa"/>
+              <w:bottom w:w="70" w:type="dxa"/>
+              <w:left w:w="90" w:type="dxa"/>
+              <w:right w:w="90" w:type="dxa"/>
             </w:tcMar>
           </w:tcPr>
           <w:p>
@@ -4163,14 +4095,14 @@
         </w:tc>
         <w:tc>
           <w:tcPr>
-            <w:tcW w:type="dxa" w:w="1806"/>
+            <w:tcW w:type="dxa" w:w="1921"/>
             <w:vAlign w:val="center"/>
             <w:shd w:fill="F2F5F9"/>
             <w:tcMar>
-              <w:top w:w="80" w:type="dxa"/>
-              <w:bottom w:w="80" w:type="dxa"/>
-              <w:left w:w="100" w:type="dxa"/>
-              <w:right w:w="100" w:type="dxa"/>
+              <w:top w:w="70" w:type="dxa"/>
+              <w:bottom w:w="70" w:type="dxa"/>
+              <w:left w:w="90" w:type="dxa"/>
+              <w:right w:w="90" w:type="dxa"/>
             </w:tcMar>
           </w:tcPr>
           <w:p>
@@ -4190,14 +4122,14 @@
         </w:tc>
         <w:tc>
           <w:tcPr>
-            <w:tcW w:type="dxa" w:w="1806"/>
+            <w:tcW w:type="dxa" w:w="1921"/>
             <w:vAlign w:val="center"/>
             <w:shd w:fill="F2F5F9"/>
             <w:tcMar>
-              <w:top w:w="80" w:type="dxa"/>
-              <w:bottom w:w="80" w:type="dxa"/>
-              <w:left w:w="100" w:type="dxa"/>
-              <w:right w:w="100" w:type="dxa"/>
+              <w:top w:w="70" w:type="dxa"/>
+              <w:bottom w:w="70" w:type="dxa"/>
+              <w:left w:w="90" w:type="dxa"/>
+              <w:right w:w="90" w:type="dxa"/>
             </w:tcMar>
           </w:tcPr>
           <w:p>
@@ -4217,14 +4149,14 @@
         </w:tc>
         <w:tc>
           <w:tcPr>
-            <w:tcW w:type="dxa" w:w="1806"/>
+            <w:tcW w:type="dxa" w:w="1921"/>
             <w:vAlign w:val="center"/>
             <w:shd w:fill="F2F5F9"/>
             <w:tcMar>
-              <w:top w:w="80" w:type="dxa"/>
-              <w:bottom w:w="80" w:type="dxa"/>
-              <w:left w:w="100" w:type="dxa"/>
-              <w:right w:w="100" w:type="dxa"/>
+              <w:top w:w="70" w:type="dxa"/>
+              <w:bottom w:w="70" w:type="dxa"/>
+              <w:left w:w="90" w:type="dxa"/>
+              <w:right w:w="90" w:type="dxa"/>
             </w:tcMar>
           </w:tcPr>
           <w:p>
@@ -4244,14 +4176,14 @@
         </w:tc>
         <w:tc>
           <w:tcPr>
-            <w:tcW w:type="dxa" w:w="1806"/>
+            <w:tcW w:type="dxa" w:w="1921"/>
             <w:vAlign w:val="center"/>
             <w:shd w:fill="F2F5F9"/>
             <w:tcMar>
-              <w:top w:w="80" w:type="dxa"/>
-              <w:bottom w:w="80" w:type="dxa"/>
-              <w:left w:w="100" w:type="dxa"/>
-              <w:right w:w="100" w:type="dxa"/>
+              <w:top w:w="70" w:type="dxa"/>
+              <w:bottom w:w="70" w:type="dxa"/>
+              <w:left w:w="90" w:type="dxa"/>
+              <w:right w:w="90" w:type="dxa"/>
             </w:tcMar>
           </w:tcPr>
           <w:p>
@@ -4276,14 +4208,14 @@
         </w:trPr>
         <w:tc>
           <w:tcPr>
-            <w:tcW w:type="dxa" w:w="1806"/>
+            <w:tcW w:type="dxa" w:w="1921"/>
             <w:vAlign w:val="center"/>
             <w:shd w:fill="FFFFFF"/>
             <w:tcMar>
-              <w:top w:w="80" w:type="dxa"/>
-              <w:bottom w:w="80" w:type="dxa"/>
-              <w:left w:w="100" w:type="dxa"/>
-              <w:right w:w="100" w:type="dxa"/>
+              <w:top w:w="70" w:type="dxa"/>
+              <w:bottom w:w="70" w:type="dxa"/>
+              <w:left w:w="90" w:type="dxa"/>
+              <w:right w:w="90" w:type="dxa"/>
             </w:tcMar>
           </w:tcPr>
           <w:p>
@@ -4304,14 +4236,14 @@
         </w:tc>
         <w:tc>
           <w:tcPr>
-            <w:tcW w:type="dxa" w:w="1806"/>
+            <w:tcW w:type="dxa" w:w="1921"/>
             <w:vAlign w:val="center"/>
             <w:shd w:fill="FFFFFF"/>
             <w:tcMar>
-              <w:top w:w="80" w:type="dxa"/>
-              <w:bottom w:w="80" w:type="dxa"/>
-              <w:left w:w="100" w:type="dxa"/>
-              <w:right w:w="100" w:type="dxa"/>
+              <w:top w:w="70" w:type="dxa"/>
+              <w:bottom w:w="70" w:type="dxa"/>
+              <w:left w:w="90" w:type="dxa"/>
+              <w:right w:w="90" w:type="dxa"/>
             </w:tcMar>
           </w:tcPr>
           <w:p>
@@ -4331,14 +4263,14 @@
         </w:tc>
         <w:tc>
           <w:tcPr>
-            <w:tcW w:type="dxa" w:w="1806"/>
+            <w:tcW w:type="dxa" w:w="1921"/>
             <w:vAlign w:val="center"/>
             <w:shd w:fill="FFFFFF"/>
             <w:tcMar>
-              <w:top w:w="80" w:type="dxa"/>
-              <w:bottom w:w="80" w:type="dxa"/>
-              <w:left w:w="100" w:type="dxa"/>
-              <w:right w:w="100" w:type="dxa"/>
+              <w:top w:w="70" w:type="dxa"/>
+              <w:bottom w:w="70" w:type="dxa"/>
+              <w:left w:w="90" w:type="dxa"/>
+              <w:right w:w="90" w:type="dxa"/>
             </w:tcMar>
           </w:tcPr>
           <w:p>
@@ -4358,14 +4290,14 @@
         </w:tc>
         <w:tc>
           <w:tcPr>
-            <w:tcW w:type="dxa" w:w="1806"/>
+            <w:tcW w:type="dxa" w:w="1921"/>
             <w:vAlign w:val="center"/>
             <w:shd w:fill="FFFFFF"/>
             <w:tcMar>
-              <w:top w:w="80" w:type="dxa"/>
-              <w:bottom w:w="80" w:type="dxa"/>
-              <w:left w:w="100" w:type="dxa"/>
-              <w:right w:w="100" w:type="dxa"/>
+              <w:top w:w="70" w:type="dxa"/>
+              <w:bottom w:w="70" w:type="dxa"/>
+              <w:left w:w="90" w:type="dxa"/>
+              <w:right w:w="90" w:type="dxa"/>
             </w:tcMar>
           </w:tcPr>
           <w:p>
@@ -4385,14 +4317,14 @@
         </w:tc>
         <w:tc>
           <w:tcPr>
-            <w:tcW w:type="dxa" w:w="1806"/>
+            <w:tcW w:type="dxa" w:w="1921"/>
             <w:vAlign w:val="center"/>
             <w:shd w:fill="FFFFFF"/>
             <w:tcMar>
-              <w:top w:w="80" w:type="dxa"/>
-              <w:bottom w:w="80" w:type="dxa"/>
-              <w:left w:w="100" w:type="dxa"/>
-              <w:right w:w="100" w:type="dxa"/>
+              <w:top w:w="70" w:type="dxa"/>
+              <w:bottom w:w="70" w:type="dxa"/>
+              <w:left w:w="90" w:type="dxa"/>
+              <w:right w:w="90" w:type="dxa"/>
             </w:tcMar>
           </w:tcPr>
           <w:p>
@@ -4414,7 +4346,7 @@
     </w:tbl>
     <w:p>
       <w:pPr>
-        <w:spacing w:after="120"/>
+        <w:spacing w:after="100"/>
       </w:pPr>
     </w:p>
     <w:p>
@@ -4424,9 +4356,9 @@
       <w:r>
         <w:rPr>
           <w:color w:val="C8D2E1"/>
-          <w:sz w:val="16"/>
+          <w:sz w:val="14"/>
         </w:rPr>
-        <w:t>_________________________________________________________________________________</w:t>
+        <w:t>———————————————————————————————————————————————————————————————————————————</w:t>
       </w:r>
     </w:p>
     <w:p>
@@ -4478,6 +4410,7 @@
       <w:tblPr>
         <w:tblW w:type="auto" w:w="0"/>
         <w:jc w:val="center"/>
+        <w:tblLayout w:type="fixed"/>
         <w:tblLook w:firstColumn="1" w:firstRow="1" w:lastColumn="0" w:lastRow="0" w:noHBand="0" w:noVBand="1" w:val="04A0"/>
         <w:tblBorders>
           <w:top w:val="single" w:sz="4" w:space="0" w:color="E2E8F0"/>
@@ -4489,12 +4422,12 @@
         </w:tblBorders>
       </w:tblPr>
       <w:tblGrid>
-        <w:gridCol w:w="9029"/>
+        <w:gridCol w:w="9605"/>
       </w:tblGrid>
       <w:tr>
         <w:tc>
           <w:tcPr>
-            <w:tcW w:type="dxa" w:w="9029"/>
+            <w:tcW w:type="dxa" w:w="9504"/>
             <w:shd w:fill="F8F9FA"/>
             <w:tcMar>
               <w:top w:w="100" w:type="dxa"/>
@@ -4511,7 +4444,7 @@
               <w:rPr>
                 <w:rFonts w:ascii="Consolas" w:hAnsi="Consolas"/>
                 <w:color w:val="282828"/>
-                <w:sz w:val="18"/>
+                <w:sz w:val="17"/>
               </w:rPr>
               <w:t xml:space="preserve">                  S1 (Sikap &amp; Etika)</w:t>
               <w:br/>
@@ -4561,9 +4494,9 @@
       <w:r>
         <w:rPr>
           <w:color w:val="C8D2E1"/>
-          <w:sz w:val="16"/>
+          <w:sz w:val="14"/>
         </w:rPr>
-        <w:t>_________________________________________________________________________________</w:t>
+        <w:t>———————————————————————————————————————————————————————————————————————————</w:t>
       </w:r>
     </w:p>
     <w:p>
@@ -4767,9 +4700,9 @@
       <w:r>
         <w:rPr>
           <w:color w:val="C8D2E1"/>
-          <w:sz w:val="16"/>
+          <w:sz w:val="14"/>
         </w:rPr>
-        <w:t>_________________________________________________________________________________</w:t>
+        <w:t>———————————————————————————————————————————————————————————————————————————</w:t>
       </w:r>
     </w:p>
     <w:p>
@@ -4801,13 +4734,53 @@
       </w:r>
     </w:p>
     <w:sectPr>
+      <w:headerReference w:type="default" r:id="rId9"/>
+      <w:footerReference w:type="default" r:id="rId10"/>
       <w:pgSz w:w="11909" w:h="16834"/>
-      <w:pgMar w:top="1440" w:right="1440" w:bottom="1440" w:left="1440" w:header="720" w:footer="720" w:gutter="0"/>
+      <w:pgMar w:top="1152" w:right="1152" w:bottom="1152" w:left="1152" w:header="720" w:footer="720" w:gutter="0"/>
       <w:cols w:space="720"/>
       <w:docGrid w:linePitch="360"/>
     </w:sectPr>
   </w:body>
 </w:document>
+</file>
+
+<file path=word/footer1.xml><?xml version="1.0" encoding="utf-8"?>
+<w:ftr xmlns:m="http://schemas.openxmlformats.org/officeDocument/2006/math" xmlns:mc="http://schemas.openxmlformats.org/markup-compatibility/2006" xmlns:mo="http://schemas.microsoft.com/office/mac/office/2008/main" xmlns:mv="urn:schemas-microsoft-com:mac:vml" xmlns:o="urn:schemas-microsoft-com:office:office" xmlns:r="http://schemas.openxmlformats.org/officeDocument/2006/relationships" xmlns:v="urn:schemas-microsoft-com:vml" xmlns:w10="urn:schemas-microsoft-com:office:word" xmlns:w14="http://schemas.microsoft.com/office/word/2010/wordml" xmlns:w="http://schemas.openxmlformats.org/wordprocessingml/2006/main" xmlns:wne="http://schemas.microsoft.com/office/word/2006/wordml" xmlns:wp14="http://schemas.microsoft.com/office/word/2010/wordprocessingDrawing" xmlns:wp="http://schemas.openxmlformats.org/drawingml/2006/wordprocessingDrawing" xmlns:wpc="http://schemas.microsoft.com/office/word/2010/wordprocessingCanvas" xmlns:wpg="http://schemas.microsoft.com/office/word/2010/wordprocessingGroup" xmlns:wpi="http://schemas.microsoft.com/office/word/2010/wordprocessingInk" xmlns:wps="http://schemas.microsoft.com/office/word/2010/wordprocessingShape" mc:Ignorable="w14 wp14">
+  <w:p>
+    <w:pPr>
+      <w:pStyle w:val="Footer"/>
+      <w:jc w:val="left"/>
+    </w:pPr>
+    <w:r>
+      <w:rPr>
+        <w:rFonts w:ascii="Calibri" w:hAnsi="Calibri"/>
+        <w:color w:val="646464"/>
+        <w:sz w:val="17"/>
+      </w:rPr>
+      <w:t>Buku Kurikulum KPT-OBE SISTEKIN 2026  |  FSTI Universitas Widyagama Malang</w:t>
+    </w:r>
+  </w:p>
+</w:ftr>
+</file>
+
+<file path=word/header1.xml><?xml version="1.0" encoding="utf-8"?>
+<w:hdr xmlns:m="http://schemas.openxmlformats.org/officeDocument/2006/math" xmlns:mc="http://schemas.openxmlformats.org/markup-compatibility/2006" xmlns:mo="http://schemas.microsoft.com/office/mac/office/2008/main" xmlns:mv="urn:schemas-microsoft-com:mac:vml" xmlns:o="urn:schemas-microsoft-com:office:office" xmlns:r="http://schemas.openxmlformats.org/officeDocument/2006/relationships" xmlns:v="urn:schemas-microsoft-com:vml" xmlns:w10="urn:schemas-microsoft-com:office:word" xmlns:w14="http://schemas.microsoft.com/office/word/2010/wordml" xmlns:w="http://schemas.openxmlformats.org/wordprocessingml/2006/main" xmlns:wne="http://schemas.microsoft.com/office/word/2006/wordml" xmlns:wp14="http://schemas.microsoft.com/office/word/2010/wordprocessingDrawing" xmlns:wp="http://schemas.openxmlformats.org/drawingml/2006/wordprocessingDrawing" xmlns:wpc="http://schemas.microsoft.com/office/word/2010/wordprocessingCanvas" xmlns:wpg="http://schemas.microsoft.com/office/word/2010/wordprocessingGroup" xmlns:wpi="http://schemas.microsoft.com/office/word/2010/wordprocessingInk" xmlns:wps="http://schemas.microsoft.com/office/word/2010/wordprocessingShape" mc:Ignorable="w14 wp14">
+  <w:p>
+    <w:pPr>
+      <w:pStyle w:val="Header"/>
+      <w:jc w:val="right"/>
+    </w:pPr>
+    <w:r>
+      <w:rPr>
+        <w:rFonts w:ascii="Calibri" w:hAnsi="Calibri"/>
+        <w:color w:val="646464"/>
+        <w:sz w:val="17"/>
+      </w:rPr>
+      <w:t>PROGRAM STUDI SISTEM DAN TEKNOLOGI INFORMASI (SISTEKIN) — FSTI UWG</w:t>
+    </w:r>
+  </w:p>
+</w:hdr>
 </file>
 
 <file path=word/numbering.xml><?xml version="1.0" encoding="utf-8"?>
